--- a/_Regulament-DevelopMe.docx
+++ b/_Regulament-DevelopMe.docx
@@ -1,10 +1,10 @@
 
 <file path=word/document.xml><?xml version="1.0" encoding="utf-8"?>
-<w:document xmlns:wpc="http://schemas.microsoft.com/office/word/2010/wordprocessingCanvas" xmlns:cx="http://schemas.microsoft.com/office/drawing/2014/chartex" xmlns:cx1="http://schemas.microsoft.com/office/drawing/2015/9/8/chartex" xmlns:cx2="http://schemas.microsoft.com/office/drawing/2015/10/21/chartex" xmlns:cx3="http://schemas.microsoft.com/office/drawing/2016/5/9/chartex" xmlns:cx4="http://schemas.microsoft.com/office/drawing/2016/5/10/chartex" xmlns:cx5="http://schemas.microsoft.com/office/drawing/2016/5/11/chartex" xmlns:cx6="http://schemas.microsoft.com/office/drawing/2016/5/12/chartex" xmlns:cx7="http://schemas.microsoft.com/office/drawing/2016/5/13/chartex" xmlns:cx8="http://schemas.microsoft.com/office/drawing/2016/5/14/chartex" xmlns:mc="http://schemas.openxmlformats.org/markup-compatibility/2006" xmlns:aink="http://schemas.microsoft.com/office/drawing/2016/ink" xmlns:am3d="http://schemas.microsoft.com/office/drawing/2017/model3d" xmlns:o="urn:schemas-microsoft-com:office:office" xmlns:oel="http://schemas.microsoft.com/office/2019/extlst" xmlns:r="http://schemas.openxmlformats.org/officeDocument/2006/relationships" xmlns:m="http://schemas.openxmlformats.org/officeDocument/2006/math" xmlns:v="urn:schemas-microsoft-com:vml" xmlns:wp14="http://schemas.microsoft.com/office/word/2010/wordprocessingDrawing" xmlns:wp="http://schemas.openxmlformats.org/drawingml/2006/wordprocessingDrawing" xmlns:w10="urn:schemas-microsoft-com:office:word" xmlns:w="http://schemas.openxmlformats.org/wordprocessingml/2006/main" xmlns:w14="http://schemas.microsoft.com/office/word/2010/wordml" xmlns:w15="http://schemas.microsoft.com/office/word/2012/wordml" xmlns:w16cex="http://schemas.microsoft.com/office/word/2018/wordml/cex" xmlns:w16cid="http://schemas.microsoft.com/office/word/2016/wordml/cid" xmlns:w16="http://schemas.microsoft.com/office/word/2018/wordml" xmlns:w16du="http://schemas.microsoft.com/office/word/2023/wordml/word16du" xmlns:w16sdtdh="http://schemas.microsoft.com/office/word/2020/wordml/sdtdatahash" xmlns:w16se="http://schemas.microsoft.com/office/word/2015/wordml/symex" xmlns:wpg="http://schemas.microsoft.com/office/word/2010/wordprocessingGroup" xmlns:wpi="http://schemas.microsoft.com/office/word/2010/wordprocessingInk" xmlns:wne="http://schemas.microsoft.com/office/word/2006/wordml" xmlns:wps="http://schemas.microsoft.com/office/word/2010/wordprocessingShape" mc:Ignorable="w14 w15 w16se w16cid w16 w16cex w16sdtdh wp14">
+<w:document xmlns:wpc="http://schemas.microsoft.com/office/word/2010/wordprocessingCanvas" xmlns:cx="http://schemas.microsoft.com/office/drawing/2014/chartex" xmlns:cx1="http://schemas.microsoft.com/office/drawing/2015/9/8/chartex" xmlns:cx2="http://schemas.microsoft.com/office/drawing/2015/10/21/chartex" xmlns:cx3="http://schemas.microsoft.com/office/drawing/2016/5/9/chartex" xmlns:cx4="http://schemas.microsoft.com/office/drawing/2016/5/10/chartex" xmlns:cx5="http://schemas.microsoft.com/office/drawing/2016/5/11/chartex" xmlns:cx6="http://schemas.microsoft.com/office/drawing/2016/5/12/chartex" xmlns:cx7="http://schemas.microsoft.com/office/drawing/2016/5/13/chartex" xmlns:cx8="http://schemas.microsoft.com/office/drawing/2016/5/14/chartex" xmlns:mc="http://schemas.openxmlformats.org/markup-compatibility/2006" xmlns:aink="http://schemas.microsoft.com/office/drawing/2016/ink" xmlns:am3d="http://schemas.microsoft.com/office/drawing/2017/model3d" xmlns:o="urn:schemas-microsoft-com:office:office" xmlns:oel="http://schemas.microsoft.com/office/2019/extlst" xmlns:r="http://schemas.openxmlformats.org/officeDocument/2006/relationships" xmlns:m="http://schemas.openxmlformats.org/officeDocument/2006/math" xmlns:v="urn:schemas-microsoft-com:vml" xmlns:wp14="http://schemas.microsoft.com/office/word/2010/wordprocessingDrawing" xmlns:wp="http://schemas.openxmlformats.org/drawingml/2006/wordprocessingDrawing" xmlns:w10="urn:schemas-microsoft-com:office:word" xmlns:w="http://schemas.openxmlformats.org/wordprocessingml/2006/main" xmlns:w14="http://schemas.microsoft.com/office/word/2010/wordml" xmlns:w15="http://schemas.microsoft.com/office/word/2012/wordml" xmlns:w16cex="http://schemas.microsoft.com/office/word/2018/wordml/cex" xmlns:w16cid="http://schemas.microsoft.com/office/word/2016/wordml/cid" xmlns:w16="http://schemas.microsoft.com/office/word/2018/wordml" xmlns:w16du="http://schemas.microsoft.com/office/word/2023/wordml/word16du" xmlns:w16sdtdh="http://schemas.microsoft.com/office/word/2020/wordml/sdtdatahash" xmlns:w16sdtfl="http://schemas.microsoft.com/office/word/2024/wordml/sdtformatlock" xmlns:w16se="http://schemas.microsoft.com/office/word/2015/wordml/symex" xmlns:wpg="http://schemas.microsoft.com/office/word/2010/wordprocessingGroup" xmlns:wpi="http://schemas.microsoft.com/office/word/2010/wordprocessingInk" xmlns:wne="http://schemas.microsoft.com/office/word/2006/wordml" xmlns:wps="http://schemas.microsoft.com/office/word/2010/wordprocessingShape" mc:Ignorable="w14 w15 w16se w16cid w16 w16cex w16sdtdh w16sdtfl w16du wp14">
   <w:body>
     <w:p>
       <w:pPr>
-        <w:pStyle w:val="Titlu"/>
+        <w:pStyle w:val="Title"/>
         <w:jc w:val="center"/>
         <w:rPr>
           <w:rFonts w:ascii="Times New Roman" w:eastAsia="Times New Roman" w:hAnsi="Times New Roman" w:cs="Times New Roman"/>
@@ -13,7 +13,7 @@
           <w:szCs w:val="40"/>
         </w:rPr>
       </w:pPr>
-      <w:bookmarkStart w:id="0" w:name="_heading=h.h62g0yglrvw" w:colFirst="0" w:colLast="0"/>
+      <w:bookmarkStart w:id="0" w:name="_h62g0yglrvw" w:colFirst="0" w:colLast="0"/>
       <w:bookmarkEnd w:id="0"/>
       <w:r>
         <w:rPr>
@@ -25,40 +25,9 @@
         <w:t>Regulament de desfășurare</w:t>
       </w:r>
     </w:p>
-    <w:bookmarkStart w:id="1" w:name="_heading=h.skor0wg45aph" w:colFirst="0" w:colLast="0" w:displacedByCustomXml="next"/>
-    <w:bookmarkEnd w:id="1" w:displacedByCustomXml="next"/>
-    <w:sdt>
-      <w:sdtPr>
-        <w:tag w:val="goog_rdk_0"/>
-        <w:id w:val="1422222469"/>
-      </w:sdtPr>
-      <w:sdtContent>
-        <w:p>
-          <w:pPr>
-            <w:pStyle w:val="Titlu"/>
-            <w:jc w:val="center"/>
-            <w:rPr>
-              <w:rFonts w:ascii="Times New Roman" w:eastAsia="Times New Roman" w:hAnsi="Times New Roman" w:cs="Times New Roman"/>
-              <w:b/>
-              <w:sz w:val="40"/>
-              <w:szCs w:val="40"/>
-            </w:rPr>
-          </w:pPr>
-          <w:r>
-            <w:rPr>
-              <w:rFonts w:ascii="Times New Roman" w:eastAsia="Times New Roman" w:hAnsi="Times New Roman" w:cs="Times New Roman"/>
-              <w:b/>
-              <w:sz w:val="40"/>
-              <w:szCs w:val="40"/>
-            </w:rPr>
-            <w:t>Tabăra de Vară Pentru Liceeni “DevelopMe”</w:t>
-          </w:r>
-        </w:p>
-      </w:sdtContent>
-    </w:sdt>
-    <w:p>
-      <w:pPr>
-        <w:pStyle w:val="Titlu"/>
+    <w:p>
+      <w:pPr>
+        <w:pStyle w:val="Title"/>
         <w:jc w:val="center"/>
         <w:rPr>
           <w:rFonts w:ascii="Times New Roman" w:eastAsia="Times New Roman" w:hAnsi="Times New Roman" w:cs="Times New Roman"/>
@@ -67,8 +36,8 @@
           <w:szCs w:val="40"/>
         </w:rPr>
       </w:pPr>
-      <w:bookmarkStart w:id="2" w:name="_heading=h.5tmg3918zhqy" w:colFirst="0" w:colLast="0"/>
-      <w:bookmarkEnd w:id="2"/>
+      <w:bookmarkStart w:id="1" w:name="_skor0wg45aph" w:colFirst="0" w:colLast="0"/>
+      <w:bookmarkEnd w:id="1"/>
       <w:r>
         <w:rPr>
           <w:rFonts w:ascii="Times New Roman" w:eastAsia="Times New Roman" w:hAnsi="Times New Roman" w:cs="Times New Roman"/>
@@ -76,16 +45,30 @@
           <w:sz w:val="40"/>
           <w:szCs w:val="40"/>
         </w:rPr>
-        <w:t>Ediția</w:t>
-      </w:r>
-      <w:r>
+        <w:t>Tabăra de Vară Pentru Liceeni “DevelopMe”</w:t>
+      </w:r>
+    </w:p>
+    <w:p>
+      <w:pPr>
+        <w:pStyle w:val="Title"/>
+        <w:jc w:val="center"/>
         <w:rPr>
           <w:rFonts w:ascii="Times New Roman" w:eastAsia="Times New Roman" w:hAnsi="Times New Roman" w:cs="Times New Roman"/>
           <w:b/>
           <w:sz w:val="40"/>
           <w:szCs w:val="40"/>
         </w:rPr>
-        <w:t xml:space="preserve"> a doua 2023</w:t>
+      </w:pPr>
+      <w:bookmarkStart w:id="2" w:name="_5tmg3918zhqy" w:colFirst="0" w:colLast="0"/>
+      <w:bookmarkEnd w:id="2"/>
+      <w:r>
+        <w:rPr>
+          <w:rFonts w:ascii="Times New Roman" w:eastAsia="Times New Roman" w:hAnsi="Times New Roman" w:cs="Times New Roman"/>
+          <w:b/>
+          <w:sz w:val="40"/>
+          <w:szCs w:val="40"/>
+        </w:rPr>
+        <w:t>Ediţia a patra 2025</w:t>
       </w:r>
     </w:p>
     <w:p>
@@ -127,42 +110,23 @@
           <w:sz w:val="26"/>
           <w:szCs w:val="26"/>
         </w:rPr>
-        <w:t xml:space="preserve">Regulamentul următor este destinat pentru buna desfășurare a Taberei de Vară Pentru Liceeni “DevelopMe”, </w:t>
-      </w:r>
-      <w:r>
+        <w:t>Regulamentul următor este destinat pentru buna desfășurare a Taberei de Vară Pentru Liceeni “DevelopMe”, Ediţia a patra 2025. Următoarele reguli sunt concepute pe baza situațiilor posibile la care ne putem aștepta în cadrul unei tabere.</w:t>
+      </w:r>
+    </w:p>
+    <w:p>
+      <w:pPr>
+        <w:ind w:firstLine="720"/>
         <w:rPr>
           <w:rFonts w:ascii="Times New Roman" w:eastAsia="Times New Roman" w:hAnsi="Times New Roman" w:cs="Times New Roman"/>
           <w:b/>
           <w:sz w:val="26"/>
           <w:szCs w:val="26"/>
         </w:rPr>
-        <w:t>Ediția</w:t>
-      </w:r>
-      <w:r>
-        <w:rPr>
-          <w:rFonts w:ascii="Times New Roman" w:eastAsia="Times New Roman" w:hAnsi="Times New Roman" w:cs="Times New Roman"/>
-          <w:b/>
-          <w:sz w:val="26"/>
-          <w:szCs w:val="26"/>
-        </w:rPr>
-        <w:t xml:space="preserve"> a doua 2023. Următoarele reguli sunt concepute pe baza situațiilor posibile la care ne putem aștepta în cadrul unei tabere.</w:t>
-      </w:r>
-    </w:p>
-    <w:p>
-      <w:pPr>
-        <w:ind w:firstLine="720"/>
-        <w:rPr>
-          <w:rFonts w:ascii="Times New Roman" w:eastAsia="Times New Roman" w:hAnsi="Times New Roman" w:cs="Times New Roman"/>
-          <w:b/>
-          <w:sz w:val="26"/>
-          <w:szCs w:val="26"/>
-        </w:rPr>
-      </w:pPr>
-    </w:p>
-    <w:p>
-      <w:pPr>
-        <w:pStyle w:val="Titlu"/>
-        <w:ind w:firstLine="720"/>
+      </w:pPr>
+    </w:p>
+    <w:p>
+      <w:pPr>
+        <w:pStyle w:val="Title"/>
         <w:rPr>
           <w:rFonts w:ascii="Times New Roman" w:eastAsia="Times New Roman" w:hAnsi="Times New Roman" w:cs="Times New Roman"/>
           <w:b/>
@@ -170,7 +134,7 @@
           <w:szCs w:val="28"/>
         </w:rPr>
       </w:pPr>
-      <w:bookmarkStart w:id="3" w:name="_heading=h.dd2n6xsya251" w:colFirst="0" w:colLast="0"/>
+      <w:bookmarkStart w:id="3" w:name="_dd2n6xsya251" w:colFirst="0" w:colLast="0"/>
       <w:bookmarkEnd w:id="3"/>
       <w:r>
         <w:rPr>
@@ -186,7 +150,7 @@
       <w:pPr>
         <w:numPr>
           <w:ilvl w:val="0"/>
-          <w:numId w:val="1"/>
+          <w:numId w:val="4"/>
         </w:numPr>
         <w:jc w:val="both"/>
         <w:rPr>
@@ -201,14 +165,30 @@
           <w:sz w:val="24"/>
           <w:szCs w:val="24"/>
         </w:rPr>
-        <w:t>Perioada de înscrieri în Tabără de Vară Pentru Liceeni “DevelopMe” este      24 Aprilie -  24 Mai.</w:t>
+        <w:t>Perioada de înscrieri în Tabără de Vară Pentru Liceeni “DevelopMe” este      30 Aprilie -  2</w:t>
+      </w:r>
+      <w:r>
+        <w:rPr>
+          <w:rFonts w:ascii="Times New Roman" w:eastAsia="Times New Roman" w:hAnsi="Times New Roman" w:cs="Times New Roman"/>
+          <w:sz w:val="24"/>
+          <w:szCs w:val="24"/>
+        </w:rPr>
+        <w:t>8</w:t>
+      </w:r>
+      <w:r>
+        <w:rPr>
+          <w:rFonts w:ascii="Times New Roman" w:eastAsia="Times New Roman" w:hAnsi="Times New Roman" w:cs="Times New Roman"/>
+          <w:sz w:val="24"/>
+          <w:szCs w:val="24"/>
+        </w:rPr>
+        <w:t xml:space="preserve"> Mai.</w:t>
       </w:r>
     </w:p>
     <w:p>
       <w:pPr>
         <w:numPr>
           <w:ilvl w:val="0"/>
-          <w:numId w:val="1"/>
+          <w:numId w:val="4"/>
         </w:numPr>
         <w:jc w:val="both"/>
         <w:rPr>
@@ -225,7 +205,7 @@
         </w:rPr>
         <w:t xml:space="preserve">Înscrierea participanților se face completând formularul de înscriere de pe site: </w:t>
       </w:r>
-      <w:hyperlink r:id="rId8">
+      <w:hyperlink r:id="rId7">
         <w:r>
           <w:rPr>
             <w:rFonts w:ascii="Times New Roman" w:eastAsia="Times New Roman" w:hAnsi="Times New Roman" w:cs="Times New Roman"/>
@@ -242,7 +222,7 @@
       <w:pPr>
         <w:numPr>
           <w:ilvl w:val="0"/>
-          <w:numId w:val="1"/>
+          <w:numId w:val="4"/>
         </w:numPr>
         <w:jc w:val="both"/>
         <w:rPr>
@@ -259,6 +239,259 @@
         </w:rPr>
         <w:t>Selecția participanților se va face pe baza răspunsurilor din formularul de înscriere, dar și printr-un interviu online/telefonic.</w:t>
       </w:r>
+    </w:p>
+    <w:p>
+      <w:pPr>
+        <w:numPr>
+          <w:ilvl w:val="0"/>
+          <w:numId w:val="4"/>
+        </w:numPr>
+        <w:jc w:val="both"/>
+        <w:rPr>
+          <w:rFonts w:ascii="Times New Roman" w:eastAsia="Times New Roman" w:hAnsi="Times New Roman" w:cs="Times New Roman"/>
+          <w:sz w:val="24"/>
+          <w:szCs w:val="24"/>
+        </w:rPr>
+      </w:pPr>
+      <w:r>
+        <w:rPr>
+          <w:rFonts w:ascii="Times New Roman" w:eastAsia="Times New Roman" w:hAnsi="Times New Roman" w:cs="Times New Roman"/>
+          <w:sz w:val="24"/>
+          <w:szCs w:val="24"/>
+        </w:rPr>
+        <w:t xml:space="preserve">În urma selecției, organizatorii vor afișa lista cu cei </w:t>
+      </w:r>
+      <w:r>
+        <w:rPr>
+          <w:rFonts w:ascii="Times New Roman" w:eastAsia="Times New Roman" w:hAnsi="Times New Roman" w:cs="Times New Roman"/>
+          <w:sz w:val="24"/>
+          <w:szCs w:val="24"/>
+        </w:rPr>
+        <w:t>3</w:t>
+      </w:r>
+      <w:r>
+        <w:rPr>
+          <w:rFonts w:ascii="Times New Roman" w:eastAsia="Times New Roman" w:hAnsi="Times New Roman" w:cs="Times New Roman"/>
+          <w:sz w:val="24"/>
+          <w:szCs w:val="24"/>
+        </w:rPr>
+        <w:t>0 de participanți admiși.</w:t>
+      </w:r>
+    </w:p>
+    <w:p>
+      <w:pPr>
+        <w:numPr>
+          <w:ilvl w:val="0"/>
+          <w:numId w:val="4"/>
+        </w:numPr>
+        <w:spacing w:after="240"/>
+        <w:jc w:val="both"/>
+        <w:rPr>
+          <w:rFonts w:ascii="Times New Roman" w:eastAsia="Times New Roman" w:hAnsi="Times New Roman" w:cs="Times New Roman"/>
+          <w:sz w:val="24"/>
+          <w:szCs w:val="24"/>
+        </w:rPr>
+      </w:pPr>
+      <w:r>
+        <w:rPr>
+          <w:rFonts w:ascii="Times New Roman" w:eastAsia="Times New Roman" w:hAnsi="Times New Roman" w:cs="Times New Roman"/>
+          <w:sz w:val="24"/>
+          <w:szCs w:val="24"/>
+        </w:rPr>
+        <w:t>Confirmarea locului în tabără de către participant se va face prin plata taxei de participare și completarea documentelor necesare până la data stabilită de organizator.</w:t>
+      </w:r>
+    </w:p>
+    <w:p>
+      <w:pPr>
+        <w:pStyle w:val="Title"/>
+        <w:rPr>
+          <w:rFonts w:ascii="Times New Roman" w:eastAsia="Times New Roman" w:hAnsi="Times New Roman" w:cs="Times New Roman"/>
+          <w:b/>
+          <w:sz w:val="26"/>
+          <w:szCs w:val="26"/>
+        </w:rPr>
+      </w:pPr>
+      <w:bookmarkStart w:id="4" w:name="_8bfl0ksosw4b" w:colFirst="0" w:colLast="0"/>
+      <w:bookmarkEnd w:id="4"/>
+      <w:r>
+        <w:rPr>
+          <w:rFonts w:ascii="Times New Roman" w:eastAsia="Times New Roman" w:hAnsi="Times New Roman" w:cs="Times New Roman"/>
+          <w:b/>
+          <w:sz w:val="26"/>
+          <w:szCs w:val="26"/>
+        </w:rPr>
+        <w:t>Art 2. Desfășurarea taberei</w:t>
+      </w:r>
+    </w:p>
+    <w:p>
+      <w:pPr>
+        <w:widowControl w:val="0"/>
+        <w:spacing w:before="1" w:line="240" w:lineRule="auto"/>
+        <w:ind w:left="1440" w:right="-79"/>
+        <w:jc w:val="both"/>
+        <w:rPr>
+          <w:rFonts w:ascii="Times New Roman" w:eastAsia="Times New Roman" w:hAnsi="Times New Roman" w:cs="Times New Roman"/>
+          <w:sz w:val="24"/>
+          <w:szCs w:val="24"/>
+        </w:rPr>
+      </w:pPr>
+      <w:r>
+        <w:rPr>
+          <w:rFonts w:ascii="Times New Roman" w:eastAsia="Times New Roman" w:hAnsi="Times New Roman" w:cs="Times New Roman"/>
+          <w:sz w:val="24"/>
+          <w:szCs w:val="24"/>
+        </w:rPr>
+        <w:t>În 2025 se va desfășura a patra ediţie a taberei de vară „DevelopMe(DevMe)”, tabără ce își propune să unească elevi dornici de socializare și de a pătrunde în acest mediu universitar dinainte de a-și alege o facultate.</w:t>
+      </w:r>
+    </w:p>
+    <w:p>
+      <w:pPr>
+        <w:widowControl w:val="0"/>
+        <w:spacing w:before="1" w:line="240" w:lineRule="auto"/>
+        <w:ind w:left="1440" w:right="-79"/>
+        <w:jc w:val="both"/>
+        <w:rPr>
+          <w:rFonts w:ascii="Times New Roman" w:eastAsia="Times New Roman" w:hAnsi="Times New Roman" w:cs="Times New Roman"/>
+          <w:sz w:val="24"/>
+          <w:szCs w:val="24"/>
+        </w:rPr>
+      </w:pPr>
+    </w:p>
+    <w:p>
+      <w:pPr>
+        <w:widowControl w:val="0"/>
+        <w:spacing w:before="1" w:line="240" w:lineRule="auto"/>
+        <w:ind w:left="1440" w:right="-79"/>
+        <w:jc w:val="both"/>
+        <w:rPr>
+          <w:rFonts w:ascii="Times New Roman" w:eastAsia="Times New Roman" w:hAnsi="Times New Roman" w:cs="Times New Roman"/>
+          <w:sz w:val="24"/>
+          <w:szCs w:val="24"/>
+        </w:rPr>
+      </w:pPr>
+      <w:r>
+        <w:rPr>
+          <w:rFonts w:ascii="Times New Roman" w:eastAsia="Times New Roman" w:hAnsi="Times New Roman" w:cs="Times New Roman"/>
+          <w:sz w:val="24"/>
+          <w:szCs w:val="24"/>
+        </w:rPr>
+        <w:t>În cadrul acestei tabere principalele activități care vor fi desfășurate sunt cursuri de specialitate la facultate din diverși ani universitari, dar și diferite activități menite să le dezvolte spiritul competitiv, capacitatea de a socializa și de a lucra în echipă, capacitatea de a organiza/planifica diverse evenimente, creativitatea și încrederea în sine.</w:t>
+      </w:r>
+    </w:p>
+    <w:p>
+      <w:pPr>
+        <w:widowControl w:val="0"/>
+        <w:spacing w:before="1" w:line="240" w:lineRule="auto"/>
+        <w:ind w:left="1440" w:right="-79"/>
+        <w:jc w:val="both"/>
+        <w:rPr>
+          <w:rFonts w:ascii="Times New Roman" w:eastAsia="Times New Roman" w:hAnsi="Times New Roman" w:cs="Times New Roman"/>
+          <w:sz w:val="24"/>
+          <w:szCs w:val="24"/>
+        </w:rPr>
+      </w:pPr>
+    </w:p>
+    <w:p>
+      <w:pPr>
+        <w:widowControl w:val="0"/>
+        <w:spacing w:before="1" w:line="240" w:lineRule="auto"/>
+        <w:ind w:left="1440" w:right="-79"/>
+        <w:jc w:val="both"/>
+        <w:rPr>
+          <w:rFonts w:ascii="Times New Roman" w:eastAsia="Times New Roman" w:hAnsi="Times New Roman" w:cs="Times New Roman"/>
+          <w:sz w:val="24"/>
+          <w:szCs w:val="24"/>
+        </w:rPr>
+      </w:pPr>
+      <w:r>
+        <w:rPr>
+          <w:rFonts w:ascii="Times New Roman" w:eastAsia="Times New Roman" w:hAnsi="Times New Roman" w:cs="Times New Roman"/>
+          <w:sz w:val="24"/>
+          <w:szCs w:val="24"/>
+        </w:rPr>
+        <w:t>Tabăra va avea loc pe o perioada de o săptămână și ne propunem să avem un număr de 40 de participanți. Aceștia vor avea un program tipic studențesc: ore matinale, cursuri de luni până vineri, mese la cantină și chiar un examen final.</w:t>
+      </w:r>
+    </w:p>
+    <w:p>
+      <w:pPr>
+        <w:widowControl w:val="0"/>
+        <w:spacing w:before="1" w:line="240" w:lineRule="auto"/>
+        <w:ind w:right="-79"/>
+        <w:jc w:val="both"/>
+        <w:rPr>
+          <w:rFonts w:ascii="Times New Roman" w:eastAsia="Times New Roman" w:hAnsi="Times New Roman" w:cs="Times New Roman"/>
+          <w:sz w:val="24"/>
+          <w:szCs w:val="24"/>
+        </w:rPr>
+      </w:pPr>
+    </w:p>
+    <w:p>
+      <w:pPr>
+        <w:widowControl w:val="0"/>
+        <w:spacing w:before="1" w:line="240" w:lineRule="auto"/>
+        <w:ind w:left="1440" w:right="-79"/>
+        <w:jc w:val="both"/>
+        <w:rPr>
+          <w:rFonts w:ascii="Times New Roman" w:eastAsia="Times New Roman" w:hAnsi="Times New Roman" w:cs="Times New Roman"/>
+          <w:sz w:val="24"/>
+          <w:szCs w:val="24"/>
+        </w:rPr>
+      </w:pPr>
+      <w:r>
+        <w:rPr>
+          <w:rFonts w:ascii="Times New Roman" w:eastAsia="Times New Roman" w:hAnsi="Times New Roman" w:cs="Times New Roman"/>
+          <w:sz w:val="24"/>
+          <w:szCs w:val="24"/>
+        </w:rPr>
+        <w:t>Pe lângă acestea, printre activitățile propuse vor fi incluse vizite la firme din domeniu, simularea unui eveniment marca LSAC Iaşi, dar și multe altele menite să le dezvolte aptitudini diverse.</w:t>
+      </w:r>
+    </w:p>
+    <w:p>
+      <w:pPr>
+        <w:widowControl w:val="0"/>
+        <w:spacing w:before="1" w:line="240" w:lineRule="auto"/>
+        <w:ind w:left="1440" w:right="-79"/>
+        <w:jc w:val="both"/>
+        <w:rPr>
+          <w:rFonts w:ascii="Times New Roman" w:eastAsia="Times New Roman" w:hAnsi="Times New Roman" w:cs="Times New Roman"/>
+          <w:sz w:val="24"/>
+          <w:szCs w:val="24"/>
+        </w:rPr>
+      </w:pPr>
+    </w:p>
+    <w:p>
+      <w:pPr>
+        <w:pStyle w:val="Title"/>
+        <w:rPr>
+          <w:rFonts w:ascii="Times New Roman" w:eastAsia="Times New Roman" w:hAnsi="Times New Roman" w:cs="Times New Roman"/>
+          <w:b/>
+          <w:sz w:val="26"/>
+          <w:szCs w:val="26"/>
+        </w:rPr>
+      </w:pPr>
+      <w:bookmarkStart w:id="5" w:name="_w8ut2zpmhym1" w:colFirst="0" w:colLast="0"/>
+      <w:bookmarkEnd w:id="5"/>
+      <w:r>
+        <w:rPr>
+          <w:rFonts w:ascii="Times New Roman" w:eastAsia="Times New Roman" w:hAnsi="Times New Roman" w:cs="Times New Roman"/>
+          <w:b/>
+          <w:sz w:val="26"/>
+          <w:szCs w:val="26"/>
+        </w:rPr>
+        <w:lastRenderedPageBreak/>
+        <w:t>Art 3. Obligațiile participanților</w:t>
+      </w:r>
+    </w:p>
+    <w:p>
+      <w:pPr>
+        <w:ind w:firstLine="720"/>
+        <w:rPr>
+          <w:rFonts w:ascii="Times New Roman" w:eastAsia="Times New Roman" w:hAnsi="Times New Roman" w:cs="Times New Roman"/>
+          <w:b/>
+          <w:sz w:val="26"/>
+          <w:szCs w:val="26"/>
+        </w:rPr>
+      </w:pPr>
     </w:p>
     <w:p>
       <w:pPr>
@@ -268,19 +501,45 @@
         </w:numPr>
         <w:jc w:val="both"/>
         <w:rPr>
-          <w:rFonts w:ascii="Times New Roman" w:eastAsia="Times New Roman" w:hAnsi="Times New Roman" w:cs="Times New Roman"/>
-          <w:sz w:val="24"/>
-          <w:szCs w:val="24"/>
-        </w:rPr>
-      </w:pPr>
-      <w:r>
-        <w:rPr>
-          <w:rFonts w:ascii="Times New Roman" w:eastAsia="Times New Roman" w:hAnsi="Times New Roman" w:cs="Times New Roman"/>
-          <w:sz w:val="24"/>
-          <w:szCs w:val="24"/>
-        </w:rPr>
-        <w:t>În urma selecției, organizatorii vor afișa lista cu cei 40 de participanți admiși.</w:t>
-      </w:r>
+          <w:sz w:val="24"/>
+          <w:szCs w:val="24"/>
+        </w:rPr>
+      </w:pPr>
+      <w:r>
+        <w:rPr>
+          <w:rFonts w:ascii="Times New Roman" w:eastAsia="Times New Roman" w:hAnsi="Times New Roman" w:cs="Times New Roman"/>
+          <w:sz w:val="24"/>
+          <w:szCs w:val="24"/>
+        </w:rPr>
+        <w:t xml:space="preserve">Participanții au obligația </w:t>
+      </w:r>
+      <w:r>
+        <w:rPr>
+          <w:rFonts w:ascii="Times New Roman" w:eastAsia="Times New Roman" w:hAnsi="Times New Roman" w:cs="Times New Roman"/>
+          <w:b/>
+          <w:sz w:val="24"/>
+          <w:szCs w:val="24"/>
+        </w:rPr>
+        <w:t>de a purta ecusonul</w:t>
+      </w:r>
+      <w:r>
+        <w:rPr>
+          <w:rFonts w:ascii="Times New Roman" w:eastAsia="Times New Roman" w:hAnsi="Times New Roman" w:cs="Times New Roman"/>
+          <w:sz w:val="24"/>
+          <w:szCs w:val="24"/>
+        </w:rPr>
+        <w:t xml:space="preserve"> atribuit la începutul taberei pe durata activităților cât și pe durata timpului liber, în afara camerei de cămin.</w:t>
+      </w:r>
+    </w:p>
+    <w:p>
+      <w:pPr>
+        <w:jc w:val="both"/>
+        <w:rPr>
+          <w:rFonts w:ascii="Times New Roman" w:eastAsia="Times New Roman" w:hAnsi="Times New Roman" w:cs="Times New Roman"/>
+          <w:sz w:val="24"/>
+          <w:szCs w:val="24"/>
+        </w:rPr>
+      </w:pPr>
     </w:p>
     <w:p>
       <w:pPr>
@@ -288,92 +547,113 @@
           <w:ilvl w:val="0"/>
           <w:numId w:val="1"/>
         </w:numPr>
-        <w:jc w:val="both"/>
-        <w:rPr>
-          <w:rFonts w:ascii="Times New Roman" w:eastAsia="Times New Roman" w:hAnsi="Times New Roman" w:cs="Times New Roman"/>
-          <w:sz w:val="24"/>
-          <w:szCs w:val="24"/>
-        </w:rPr>
-      </w:pPr>
-      <w:r>
-        <w:rPr>
-          <w:rFonts w:ascii="Times New Roman" w:eastAsia="Times New Roman" w:hAnsi="Times New Roman" w:cs="Times New Roman"/>
-          <w:sz w:val="24"/>
-          <w:szCs w:val="24"/>
-        </w:rPr>
-        <w:t>Confirmarea locului în tabără de către participant se va face prin plata taxei de participare și completarea documentelor necesare p</w:t>
-      </w:r>
-      <w:r>
-        <w:rPr>
-          <w:rFonts w:ascii="Times New Roman" w:eastAsia="Times New Roman" w:hAnsi="Times New Roman" w:cs="Times New Roman"/>
-          <w:sz w:val="24"/>
-          <w:szCs w:val="24"/>
-        </w:rPr>
-        <w:t>â</w:t>
-      </w:r>
-      <w:r>
-        <w:rPr>
-          <w:rFonts w:ascii="Times New Roman" w:eastAsia="Times New Roman" w:hAnsi="Times New Roman" w:cs="Times New Roman"/>
-          <w:sz w:val="24"/>
-          <w:szCs w:val="24"/>
-        </w:rPr>
-        <w:t>n</w:t>
-      </w:r>
-      <w:r>
-        <w:rPr>
-          <w:rFonts w:ascii="Times New Roman" w:eastAsia="Times New Roman" w:hAnsi="Times New Roman" w:cs="Times New Roman"/>
-          <w:sz w:val="24"/>
-          <w:szCs w:val="24"/>
-        </w:rPr>
-        <w:t>ă</w:t>
-      </w:r>
-      <w:r>
-        <w:rPr>
-          <w:rFonts w:ascii="Times New Roman" w:eastAsia="Times New Roman" w:hAnsi="Times New Roman" w:cs="Times New Roman"/>
-          <w:sz w:val="24"/>
-          <w:szCs w:val="24"/>
-        </w:rPr>
-        <w:t xml:space="preserve"> la data stabilit</w:t>
-      </w:r>
-      <w:r>
-        <w:rPr>
-          <w:rFonts w:ascii="Times New Roman" w:eastAsia="Times New Roman" w:hAnsi="Times New Roman" w:cs="Times New Roman"/>
-          <w:sz w:val="24"/>
-          <w:szCs w:val="24"/>
-        </w:rPr>
-        <w:t>ă</w:t>
-      </w:r>
-      <w:r>
-        <w:rPr>
-          <w:rFonts w:ascii="Times New Roman" w:eastAsia="Times New Roman" w:hAnsi="Times New Roman" w:cs="Times New Roman"/>
-          <w:sz w:val="24"/>
-          <w:szCs w:val="24"/>
-        </w:rPr>
-        <w:t xml:space="preserve"> de organizator.</w:t>
+        <w:rPr>
+          <w:sz w:val="24"/>
+          <w:szCs w:val="24"/>
+        </w:rPr>
+      </w:pPr>
+      <w:r>
+        <w:rPr>
+          <w:rFonts w:ascii="Times New Roman" w:eastAsia="Times New Roman" w:hAnsi="Times New Roman" w:cs="Times New Roman"/>
+          <w:sz w:val="24"/>
+          <w:szCs w:val="24"/>
+        </w:rPr>
+        <w:t xml:space="preserve">Participanții au obligația </w:t>
+      </w:r>
+      <w:r>
+        <w:rPr>
+          <w:rFonts w:ascii="Times New Roman" w:eastAsia="Times New Roman" w:hAnsi="Times New Roman" w:cs="Times New Roman"/>
+          <w:b/>
+          <w:sz w:val="24"/>
+          <w:szCs w:val="24"/>
+        </w:rPr>
+        <w:t>de a respecta calendarul de activități</w:t>
+      </w:r>
+      <w:r>
+        <w:rPr>
+          <w:rFonts w:ascii="Times New Roman" w:eastAsia="Times New Roman" w:hAnsi="Times New Roman" w:cs="Times New Roman"/>
+          <w:sz w:val="24"/>
+          <w:szCs w:val="24"/>
+        </w:rPr>
+        <w:t xml:space="preserve"> al Taberei de Vară Pentru Liceeni “DevelopMe”.</w:t>
+      </w:r>
+    </w:p>
+    <w:p>
+      <w:pPr>
+        <w:rPr>
+          <w:rFonts w:ascii="Times New Roman" w:eastAsia="Times New Roman" w:hAnsi="Times New Roman" w:cs="Times New Roman"/>
+          <w:sz w:val="24"/>
+          <w:szCs w:val="24"/>
+        </w:rPr>
+      </w:pPr>
+    </w:p>
+    <w:p>
+      <w:pPr>
+        <w:numPr>
+          <w:ilvl w:val="0"/>
+          <w:numId w:val="1"/>
+        </w:numPr>
+        <w:rPr>
+          <w:sz w:val="24"/>
+          <w:szCs w:val="24"/>
+        </w:rPr>
+      </w:pPr>
+      <w:r>
+        <w:rPr>
+          <w:rFonts w:ascii="Times New Roman" w:eastAsia="Times New Roman" w:hAnsi="Times New Roman" w:cs="Times New Roman"/>
+          <w:sz w:val="24"/>
+          <w:szCs w:val="24"/>
+        </w:rPr>
+        <w:t xml:space="preserve">Participanții au obligația </w:t>
+      </w:r>
+      <w:r>
+        <w:rPr>
+          <w:rFonts w:ascii="Times New Roman" w:eastAsia="Times New Roman" w:hAnsi="Times New Roman" w:cs="Times New Roman"/>
+          <w:b/>
+          <w:sz w:val="24"/>
+          <w:szCs w:val="24"/>
+        </w:rPr>
+        <w:t>de a respecta indicațiile organizatorilor, a coordonatorilor și a profesorilor</w:t>
+      </w:r>
+      <w:r>
+        <w:rPr>
+          <w:rFonts w:ascii="Times New Roman" w:eastAsia="Times New Roman" w:hAnsi="Times New Roman" w:cs="Times New Roman"/>
+          <w:sz w:val="24"/>
+          <w:szCs w:val="24"/>
+        </w:rPr>
+        <w:t xml:space="preserve"> (în cadrul orelor de curs/laborator).</w:t>
       </w:r>
     </w:p>
     <w:p>
       <w:pPr>
         <w:ind w:left="1440"/>
-        <w:jc w:val="both"/>
-        <w:rPr>
-          <w:rFonts w:ascii="Times New Roman" w:eastAsia="Times New Roman" w:hAnsi="Times New Roman" w:cs="Times New Roman"/>
-        </w:rPr>
-      </w:pPr>
-    </w:p>
-    <w:p>
-      <w:pPr>
-        <w:pStyle w:val="Titlu"/>
-        <w:ind w:firstLine="720"/>
-        <w:rPr>
-          <w:rFonts w:ascii="Times New Roman" w:eastAsia="Times New Roman" w:hAnsi="Times New Roman" w:cs="Times New Roman"/>
-          <w:b/>
+        <w:rPr>
+          <w:rFonts w:ascii="Times New Roman" w:eastAsia="Times New Roman" w:hAnsi="Times New Roman" w:cs="Times New Roman"/>
+          <w:sz w:val="24"/>
+          <w:szCs w:val="24"/>
+        </w:rPr>
+      </w:pPr>
+    </w:p>
+    <w:p>
+      <w:pPr>
+        <w:ind w:left="1440"/>
+        <w:rPr>
+          <w:rFonts w:ascii="Times New Roman" w:eastAsia="Times New Roman" w:hAnsi="Times New Roman" w:cs="Times New Roman"/>
+          <w:b/>
+          <w:sz w:val="28"/>
+          <w:szCs w:val="28"/>
+        </w:rPr>
+      </w:pPr>
+      <w:r>
+        <w:rPr>
+          <w:rFonts w:ascii="Times New Roman" w:eastAsia="Times New Roman" w:hAnsi="Times New Roman" w:cs="Times New Roman"/>
+          <w:b/>
+          <w:i/>
           <w:sz w:val="26"/>
           <w:szCs w:val="26"/>
         </w:rPr>
-      </w:pPr>
-      <w:bookmarkStart w:id="4" w:name="_heading=h.8bfl0ksosw4b" w:colFirst="0" w:colLast="0"/>
-      <w:bookmarkEnd w:id="4"/>
+        <w:t>Nerespectarea acestora duce la sancționarea elevului (vezi Art 5)</w:t>
+      </w:r>
       <w:r>
         <w:rPr>
           <w:rFonts w:ascii="Times New Roman" w:eastAsia="Times New Roman" w:hAnsi="Times New Roman" w:cs="Times New Roman"/>
@@ -381,292 +661,11 @@
           <w:sz w:val="26"/>
           <w:szCs w:val="26"/>
         </w:rPr>
-        <w:t>Art 2. Desfășurarea taberei</w:t>
-      </w:r>
-    </w:p>
-    <w:p>
-      <w:pPr>
-        <w:widowControl w:val="0"/>
-        <w:spacing w:before="1" w:line="240" w:lineRule="auto"/>
-        <w:ind w:left="1440" w:right="-79"/>
-        <w:jc w:val="both"/>
-        <w:rPr>
-          <w:rFonts w:ascii="Times New Roman" w:eastAsia="Times New Roman" w:hAnsi="Times New Roman" w:cs="Times New Roman"/>
-          <w:sz w:val="24"/>
-          <w:szCs w:val="24"/>
-        </w:rPr>
-      </w:pPr>
-      <w:r>
-        <w:rPr>
-          <w:rFonts w:ascii="Times New Roman" w:eastAsia="Times New Roman" w:hAnsi="Times New Roman" w:cs="Times New Roman"/>
-          <w:sz w:val="24"/>
-          <w:szCs w:val="24"/>
-        </w:rPr>
-        <w:t xml:space="preserve">În 2023 se va desfășura a doua </w:t>
-      </w:r>
-      <w:r>
-        <w:rPr>
-          <w:rFonts w:ascii="Times New Roman" w:eastAsia="Times New Roman" w:hAnsi="Times New Roman" w:cs="Times New Roman"/>
-          <w:sz w:val="24"/>
-          <w:szCs w:val="24"/>
-        </w:rPr>
-        <w:t>ediție</w:t>
-      </w:r>
-      <w:r>
-        <w:rPr>
-          <w:rFonts w:ascii="Times New Roman" w:eastAsia="Times New Roman" w:hAnsi="Times New Roman" w:cs="Times New Roman"/>
-          <w:sz w:val="24"/>
-          <w:szCs w:val="24"/>
-        </w:rPr>
-        <w:t xml:space="preserve"> a taberei de vară „DevelopMe(DevMe)”, tabără ce își propune să unească elevi dornici de socializare și de a pătrunde în acest mediu universitar dinainte de a-și alege o facultate.</w:t>
-      </w:r>
-    </w:p>
-    <w:p>
-      <w:pPr>
-        <w:widowControl w:val="0"/>
-        <w:spacing w:before="1" w:line="240" w:lineRule="auto"/>
-        <w:ind w:left="1440" w:right="-79"/>
-        <w:jc w:val="both"/>
-        <w:rPr>
-          <w:rFonts w:ascii="Times New Roman" w:eastAsia="Times New Roman" w:hAnsi="Times New Roman" w:cs="Times New Roman"/>
-          <w:sz w:val="24"/>
-          <w:szCs w:val="24"/>
-        </w:rPr>
-      </w:pPr>
-    </w:p>
-    <w:p>
-      <w:pPr>
-        <w:widowControl w:val="0"/>
-        <w:spacing w:before="1" w:line="240" w:lineRule="auto"/>
-        <w:ind w:left="1440" w:right="-79"/>
-        <w:jc w:val="both"/>
-        <w:rPr>
-          <w:rFonts w:ascii="Times New Roman" w:eastAsia="Times New Roman" w:hAnsi="Times New Roman" w:cs="Times New Roman"/>
-          <w:sz w:val="24"/>
-          <w:szCs w:val="24"/>
-        </w:rPr>
-      </w:pPr>
-      <w:r>
-        <w:rPr>
-          <w:rFonts w:ascii="Times New Roman" w:eastAsia="Times New Roman" w:hAnsi="Times New Roman" w:cs="Times New Roman"/>
-          <w:sz w:val="24"/>
-          <w:szCs w:val="24"/>
-        </w:rPr>
-        <w:t>În cadrul acestei tabere principalele activități care vor fi desfășurate sunt cursuri de specialitate la facultate din diverși ani universitari, dar și diferite activități menite să le dezvolte spiritul competitiv, capacitatea de a socializa și de a lucra în echipă, capacitatea de a organiza/planifica diverse evenimente, creativitatea și încrederea în sine.</w:t>
-      </w:r>
-    </w:p>
-    <w:p>
-      <w:pPr>
-        <w:widowControl w:val="0"/>
-        <w:spacing w:before="1" w:line="240" w:lineRule="auto"/>
-        <w:ind w:left="1440" w:right="-79"/>
-        <w:jc w:val="both"/>
-        <w:rPr>
-          <w:rFonts w:ascii="Times New Roman" w:eastAsia="Times New Roman" w:hAnsi="Times New Roman" w:cs="Times New Roman"/>
-          <w:sz w:val="24"/>
-          <w:szCs w:val="24"/>
-        </w:rPr>
-      </w:pPr>
-    </w:p>
-    <w:p>
-      <w:pPr>
-        <w:widowControl w:val="0"/>
-        <w:spacing w:before="1" w:line="240" w:lineRule="auto"/>
-        <w:ind w:left="1440" w:right="-79"/>
-        <w:jc w:val="both"/>
-        <w:rPr>
-          <w:rFonts w:ascii="Times New Roman" w:eastAsia="Times New Roman" w:hAnsi="Times New Roman" w:cs="Times New Roman"/>
-          <w:sz w:val="24"/>
-          <w:szCs w:val="24"/>
-        </w:rPr>
-      </w:pPr>
-      <w:r>
-        <w:rPr>
-          <w:rFonts w:ascii="Times New Roman" w:eastAsia="Times New Roman" w:hAnsi="Times New Roman" w:cs="Times New Roman"/>
-          <w:sz w:val="24"/>
-          <w:szCs w:val="24"/>
-        </w:rPr>
-        <w:t xml:space="preserve">Tabăra va avea loc pe o perioada de o săptămână și ne propunem să avem un număr de 40 de participanți. Aceștia vor avea un program tipic </w:t>
-      </w:r>
-      <w:r>
-        <w:rPr>
-          <w:rFonts w:ascii="Times New Roman" w:eastAsia="Times New Roman" w:hAnsi="Times New Roman" w:cs="Times New Roman"/>
-          <w:sz w:val="24"/>
-          <w:szCs w:val="24"/>
-        </w:rPr>
-        <w:t>studențesc</w:t>
-      </w:r>
-      <w:r>
-        <w:rPr>
-          <w:rFonts w:ascii="Times New Roman" w:eastAsia="Times New Roman" w:hAnsi="Times New Roman" w:cs="Times New Roman"/>
-          <w:sz w:val="24"/>
-          <w:szCs w:val="24"/>
-        </w:rPr>
-        <w:t>, cu ore de dimineaț</w:t>
-      </w:r>
-      <w:r>
-        <w:rPr>
-          <w:rFonts w:ascii="Times New Roman" w:eastAsia="Times New Roman" w:hAnsi="Times New Roman" w:cs="Times New Roman"/>
-          <w:sz w:val="24"/>
-          <w:szCs w:val="24"/>
-        </w:rPr>
-        <w:t>ă</w:t>
-      </w:r>
-      <w:r>
-        <w:rPr>
-          <w:rFonts w:ascii="Times New Roman" w:eastAsia="Times New Roman" w:hAnsi="Times New Roman" w:cs="Times New Roman"/>
-          <w:sz w:val="24"/>
-          <w:szCs w:val="24"/>
-        </w:rPr>
-        <w:t>, cursuri de luni  p</w:t>
-      </w:r>
-      <w:r>
-        <w:rPr>
-          <w:rFonts w:ascii="Times New Roman" w:eastAsia="Times New Roman" w:hAnsi="Times New Roman" w:cs="Times New Roman"/>
-          <w:sz w:val="24"/>
-          <w:szCs w:val="24"/>
-        </w:rPr>
-        <w:t>â</w:t>
-      </w:r>
-      <w:r>
-        <w:rPr>
-          <w:rFonts w:ascii="Times New Roman" w:eastAsia="Times New Roman" w:hAnsi="Times New Roman" w:cs="Times New Roman"/>
-          <w:sz w:val="24"/>
-          <w:szCs w:val="24"/>
-        </w:rPr>
-        <w:t>n</w:t>
-      </w:r>
-      <w:r>
-        <w:rPr>
-          <w:rFonts w:ascii="Times New Roman" w:eastAsia="Times New Roman" w:hAnsi="Times New Roman" w:cs="Times New Roman"/>
-          <w:sz w:val="24"/>
-          <w:szCs w:val="24"/>
-        </w:rPr>
-        <w:t>ă</w:t>
-      </w:r>
-      <w:r>
-        <w:rPr>
-          <w:rFonts w:ascii="Times New Roman" w:eastAsia="Times New Roman" w:hAnsi="Times New Roman" w:cs="Times New Roman"/>
-          <w:sz w:val="24"/>
-          <w:szCs w:val="24"/>
-        </w:rPr>
-        <w:t xml:space="preserve"> vineri, nelipsita </w:t>
-      </w:r>
-      <w:r>
-        <w:rPr>
-          <w:rFonts w:ascii="Times New Roman" w:eastAsia="Times New Roman" w:hAnsi="Times New Roman" w:cs="Times New Roman"/>
-          <w:sz w:val="24"/>
-          <w:szCs w:val="24"/>
-        </w:rPr>
-        <w:t>mâncare</w:t>
-      </w:r>
-      <w:r>
-        <w:rPr>
-          <w:rFonts w:ascii="Times New Roman" w:eastAsia="Times New Roman" w:hAnsi="Times New Roman" w:cs="Times New Roman"/>
-          <w:sz w:val="24"/>
-          <w:szCs w:val="24"/>
-        </w:rPr>
-        <w:t xml:space="preserve"> de la cantin</w:t>
-      </w:r>
-      <w:r>
-        <w:rPr>
-          <w:rFonts w:ascii="Times New Roman" w:eastAsia="Times New Roman" w:hAnsi="Times New Roman" w:cs="Times New Roman"/>
-          <w:sz w:val="24"/>
-          <w:szCs w:val="24"/>
-        </w:rPr>
-        <w:t>ă</w:t>
-      </w:r>
-      <w:r>
-        <w:rPr>
-          <w:rFonts w:ascii="Times New Roman" w:eastAsia="Times New Roman" w:hAnsi="Times New Roman" w:cs="Times New Roman"/>
-          <w:sz w:val="24"/>
-          <w:szCs w:val="24"/>
-        </w:rPr>
-        <w:t xml:space="preserve"> și nu în ultimul </w:t>
-      </w:r>
-      <w:r>
-        <w:rPr>
-          <w:rFonts w:ascii="Times New Roman" w:eastAsia="Times New Roman" w:hAnsi="Times New Roman" w:cs="Times New Roman"/>
-          <w:sz w:val="24"/>
-          <w:szCs w:val="24"/>
-        </w:rPr>
-        <w:t>rând</w:t>
-      </w:r>
-      <w:r>
-        <w:rPr>
-          <w:rFonts w:ascii="Times New Roman" w:eastAsia="Times New Roman" w:hAnsi="Times New Roman" w:cs="Times New Roman"/>
-          <w:sz w:val="24"/>
-          <w:szCs w:val="24"/>
-        </w:rPr>
-        <w:t>: Examenul Final.</w:t>
-      </w:r>
-    </w:p>
-    <w:p>
-      <w:pPr>
-        <w:widowControl w:val="0"/>
-        <w:spacing w:before="1" w:line="240" w:lineRule="auto"/>
-        <w:ind w:left="1440" w:right="-79"/>
-        <w:jc w:val="both"/>
-        <w:rPr>
-          <w:rFonts w:ascii="Times New Roman" w:eastAsia="Times New Roman" w:hAnsi="Times New Roman" w:cs="Times New Roman"/>
-          <w:sz w:val="24"/>
-          <w:szCs w:val="24"/>
-        </w:rPr>
-      </w:pPr>
-    </w:p>
-    <w:p>
-      <w:pPr>
-        <w:widowControl w:val="0"/>
-        <w:spacing w:before="1" w:line="240" w:lineRule="auto"/>
-        <w:ind w:left="1440" w:right="-79"/>
-        <w:jc w:val="both"/>
-        <w:rPr>
-          <w:rFonts w:ascii="Times New Roman" w:eastAsia="Times New Roman" w:hAnsi="Times New Roman" w:cs="Times New Roman"/>
-          <w:sz w:val="24"/>
-          <w:szCs w:val="24"/>
-        </w:rPr>
-      </w:pPr>
-      <w:r>
-        <w:rPr>
-          <w:rFonts w:ascii="Times New Roman" w:eastAsia="Times New Roman" w:hAnsi="Times New Roman" w:cs="Times New Roman"/>
-          <w:sz w:val="24"/>
-          <w:szCs w:val="24"/>
-        </w:rPr>
-        <w:t xml:space="preserve">Pe lângă acestea, printre activitățile propuse vor fi incluse vizite la firme din domeniu, simularea unui eveniment marca LSAC </w:t>
-      </w:r>
-      <w:r>
-        <w:rPr>
-          <w:rFonts w:ascii="Times New Roman" w:eastAsia="Times New Roman" w:hAnsi="Times New Roman" w:cs="Times New Roman"/>
-          <w:sz w:val="24"/>
-          <w:szCs w:val="24"/>
-        </w:rPr>
-        <w:t>Iași</w:t>
-      </w:r>
-      <w:r>
-        <w:rPr>
-          <w:rFonts w:ascii="Times New Roman" w:eastAsia="Times New Roman" w:hAnsi="Times New Roman" w:cs="Times New Roman"/>
-          <w:sz w:val="24"/>
-          <w:szCs w:val="24"/>
-        </w:rPr>
-        <w:t>, dar și multe altele menite să le dezvolte tot felul de aptitudini.</w:t>
-      </w:r>
-    </w:p>
-    <w:p>
-      <w:pPr>
-        <w:widowControl w:val="0"/>
-        <w:spacing w:before="1" w:line="240" w:lineRule="auto"/>
-        <w:ind w:left="1440" w:right="-79"/>
-        <w:jc w:val="both"/>
-        <w:rPr>
-          <w:rFonts w:ascii="Times New Roman" w:eastAsia="Times New Roman" w:hAnsi="Times New Roman" w:cs="Times New Roman"/>
-          <w:sz w:val="24"/>
-          <w:szCs w:val="24"/>
-        </w:rPr>
-      </w:pPr>
-    </w:p>
-    <w:p>
-      <w:pPr>
-        <w:pStyle w:val="Titlu"/>
+        <w:t>.</w:t>
+      </w:r>
+    </w:p>
+    <w:p>
+      <w:pPr>
         <w:ind w:firstLine="720"/>
         <w:rPr>
           <w:rFonts w:ascii="Times New Roman" w:eastAsia="Times New Roman" w:hAnsi="Times New Roman" w:cs="Times New Roman"/>
@@ -675,8 +674,6 @@
           <w:szCs w:val="26"/>
         </w:rPr>
       </w:pPr>
-      <w:bookmarkStart w:id="5" w:name="_heading=h.w8ut2zpmhym1" w:colFirst="0" w:colLast="0"/>
-      <w:bookmarkEnd w:id="5"/>
       <w:r>
         <w:rPr>
           <w:rFonts w:ascii="Times New Roman" w:eastAsia="Times New Roman" w:hAnsi="Times New Roman" w:cs="Times New Roman"/>
@@ -684,13 +681,12 @@
           <w:sz w:val="26"/>
           <w:szCs w:val="26"/>
         </w:rPr>
-        <w:lastRenderedPageBreak/>
-        <w:t>Art 3. Obligațiile participanților</w:t>
-      </w:r>
-    </w:p>
-    <w:p>
-      <w:pPr>
-        <w:ind w:firstLine="720"/>
+        <w:tab/>
+      </w:r>
+    </w:p>
+    <w:p>
+      <w:pPr>
+        <w:pStyle w:val="Title"/>
         <w:rPr>
           <w:rFonts w:ascii="Times New Roman" w:eastAsia="Times New Roman" w:hAnsi="Times New Roman" w:cs="Times New Roman"/>
           <w:b/>
@@ -698,231 +694,43 @@
           <w:szCs w:val="26"/>
         </w:rPr>
       </w:pPr>
-    </w:p>
-    <w:p>
-      <w:pPr>
-        <w:numPr>
-          <w:ilvl w:val="0"/>
-          <w:numId w:val="3"/>
-        </w:numPr>
-        <w:jc w:val="both"/>
-        <w:rPr>
-          <w:sz w:val="24"/>
-          <w:szCs w:val="24"/>
-        </w:rPr>
-      </w:pPr>
-      <w:r>
-        <w:rPr>
-          <w:rFonts w:ascii="Times New Roman" w:eastAsia="Times New Roman" w:hAnsi="Times New Roman" w:cs="Times New Roman"/>
-          <w:sz w:val="24"/>
-          <w:szCs w:val="24"/>
-        </w:rPr>
-        <w:t xml:space="preserve">Participanții au obligația </w:t>
-      </w:r>
-      <w:r>
-        <w:rPr>
-          <w:rFonts w:ascii="Times New Roman" w:eastAsia="Times New Roman" w:hAnsi="Times New Roman" w:cs="Times New Roman"/>
-          <w:b/>
-          <w:sz w:val="24"/>
-          <w:szCs w:val="24"/>
-        </w:rPr>
-        <w:t>de a  purta  ecusonul</w:t>
-      </w:r>
-      <w:r>
-        <w:rPr>
-          <w:rFonts w:ascii="Times New Roman" w:eastAsia="Times New Roman" w:hAnsi="Times New Roman" w:cs="Times New Roman"/>
-          <w:sz w:val="24"/>
-          <w:szCs w:val="24"/>
-        </w:rPr>
-        <w:t xml:space="preserve"> atribuit la începutul taberei </w:t>
-      </w:r>
-      <w:r>
-        <w:rPr>
-          <w:rFonts w:ascii="Times New Roman" w:eastAsia="Times New Roman" w:hAnsi="Times New Roman" w:cs="Times New Roman"/>
-          <w:sz w:val="24"/>
-          <w:szCs w:val="24"/>
-        </w:rPr>
-        <w:t xml:space="preserve">atât </w:t>
-      </w:r>
-      <w:r>
-        <w:rPr>
-          <w:rFonts w:ascii="Times New Roman" w:eastAsia="Times New Roman" w:hAnsi="Times New Roman" w:cs="Times New Roman"/>
-          <w:sz w:val="24"/>
-          <w:szCs w:val="24"/>
-        </w:rPr>
-        <w:t>pe durata activităților cât și pe durata timpului liber, în afara camerei de cămin.</w:t>
-      </w:r>
-    </w:p>
-    <w:p>
-      <w:pPr>
-        <w:jc w:val="both"/>
-        <w:rPr>
-          <w:rFonts w:ascii="Times New Roman" w:eastAsia="Times New Roman" w:hAnsi="Times New Roman" w:cs="Times New Roman"/>
-          <w:sz w:val="24"/>
-          <w:szCs w:val="24"/>
-        </w:rPr>
-      </w:pPr>
-    </w:p>
-    <w:p>
-      <w:pPr>
-        <w:numPr>
-          <w:ilvl w:val="0"/>
-          <w:numId w:val="3"/>
-        </w:numPr>
-        <w:rPr>
-          <w:sz w:val="24"/>
-          <w:szCs w:val="24"/>
-        </w:rPr>
-      </w:pPr>
-      <w:r>
-        <w:rPr>
-          <w:rFonts w:ascii="Times New Roman" w:eastAsia="Times New Roman" w:hAnsi="Times New Roman" w:cs="Times New Roman"/>
-          <w:sz w:val="24"/>
-          <w:szCs w:val="24"/>
-        </w:rPr>
-        <w:t xml:space="preserve">Participanții au obligația </w:t>
-      </w:r>
-      <w:r>
-        <w:rPr>
-          <w:rFonts w:ascii="Times New Roman" w:eastAsia="Times New Roman" w:hAnsi="Times New Roman" w:cs="Times New Roman"/>
-          <w:b/>
-          <w:sz w:val="24"/>
-          <w:szCs w:val="24"/>
-        </w:rPr>
-        <w:t>de a respecta calendarul de activități</w:t>
-      </w:r>
-      <w:r>
-        <w:rPr>
-          <w:rFonts w:ascii="Times New Roman" w:eastAsia="Times New Roman" w:hAnsi="Times New Roman" w:cs="Times New Roman"/>
-          <w:sz w:val="24"/>
-          <w:szCs w:val="24"/>
-        </w:rPr>
-        <w:t xml:space="preserve"> al Taberei de Vară Pentru Liceeni “DevelopMe”.</w:t>
-      </w:r>
-    </w:p>
-    <w:p>
-      <w:pPr>
-        <w:rPr>
-          <w:rFonts w:ascii="Times New Roman" w:eastAsia="Times New Roman" w:hAnsi="Times New Roman" w:cs="Times New Roman"/>
-          <w:sz w:val="24"/>
-          <w:szCs w:val="24"/>
-        </w:rPr>
-      </w:pPr>
-    </w:p>
-    <w:p>
-      <w:pPr>
-        <w:numPr>
-          <w:ilvl w:val="0"/>
-          <w:numId w:val="3"/>
-        </w:numPr>
-        <w:rPr>
-          <w:sz w:val="24"/>
-          <w:szCs w:val="24"/>
-        </w:rPr>
-      </w:pPr>
-      <w:r>
-        <w:rPr>
-          <w:rFonts w:ascii="Times New Roman" w:eastAsia="Times New Roman" w:hAnsi="Times New Roman" w:cs="Times New Roman"/>
-          <w:sz w:val="24"/>
-          <w:szCs w:val="24"/>
-        </w:rPr>
-        <w:t>Participanții</w:t>
-      </w:r>
-      <w:r>
-        <w:rPr>
-          <w:rFonts w:ascii="Times New Roman" w:eastAsia="Times New Roman" w:hAnsi="Times New Roman" w:cs="Times New Roman"/>
-          <w:sz w:val="24"/>
-          <w:szCs w:val="24"/>
-        </w:rPr>
-        <w:t xml:space="preserve"> au obligația </w:t>
-      </w:r>
-      <w:r>
-        <w:rPr>
-          <w:rFonts w:ascii="Times New Roman" w:eastAsia="Times New Roman" w:hAnsi="Times New Roman" w:cs="Times New Roman"/>
-          <w:b/>
-          <w:sz w:val="24"/>
-          <w:szCs w:val="24"/>
-        </w:rPr>
-        <w:t>de a respecta indicațiile organizatorilor, a coordonatorilor și a profesorilor</w:t>
-      </w:r>
-      <w:r>
-        <w:rPr>
-          <w:rFonts w:ascii="Times New Roman" w:eastAsia="Times New Roman" w:hAnsi="Times New Roman" w:cs="Times New Roman"/>
-          <w:sz w:val="24"/>
-          <w:szCs w:val="24"/>
-        </w:rPr>
-        <w:t xml:space="preserve"> (în cadrul orelor de curs/laborator). </w:t>
-      </w:r>
-      <w:r>
-        <w:rPr>
-          <w:rFonts w:ascii="Times New Roman" w:eastAsia="Times New Roman" w:hAnsi="Times New Roman" w:cs="Times New Roman"/>
-          <w:i/>
-          <w:sz w:val="24"/>
-          <w:szCs w:val="24"/>
-        </w:rPr>
-        <w:t>Nerespectarea acestora duce la sancționarea elevului (vezi Art 5)</w:t>
-      </w:r>
-      <w:r>
-        <w:rPr>
-          <w:rFonts w:ascii="Times New Roman" w:eastAsia="Times New Roman" w:hAnsi="Times New Roman" w:cs="Times New Roman"/>
-          <w:sz w:val="24"/>
-          <w:szCs w:val="24"/>
-        </w:rPr>
-        <w:t>.</w:t>
-      </w:r>
-    </w:p>
-    <w:p>
-      <w:pPr>
-        <w:ind w:firstLine="720"/>
+      <w:bookmarkStart w:id="6" w:name="_gj6l6risxbx" w:colFirst="0" w:colLast="0"/>
+      <w:bookmarkEnd w:id="6"/>
+      <w:r>
         <w:rPr>
           <w:rFonts w:ascii="Times New Roman" w:eastAsia="Times New Roman" w:hAnsi="Times New Roman" w:cs="Times New Roman"/>
           <w:b/>
           <w:sz w:val="26"/>
           <w:szCs w:val="26"/>
         </w:rPr>
-      </w:pPr>
-    </w:p>
-    <w:p>
-      <w:pPr>
-        <w:ind w:firstLine="720"/>
-        <w:rPr>
-          <w:rFonts w:ascii="Times New Roman" w:eastAsia="Times New Roman" w:hAnsi="Times New Roman" w:cs="Times New Roman"/>
-          <w:b/>
-          <w:sz w:val="26"/>
-          <w:szCs w:val="26"/>
-        </w:rPr>
-      </w:pPr>
-      <w:r>
-        <w:rPr>
-          <w:rFonts w:ascii="Times New Roman" w:eastAsia="Times New Roman" w:hAnsi="Times New Roman" w:cs="Times New Roman"/>
-          <w:b/>
-          <w:sz w:val="26"/>
-          <w:szCs w:val="26"/>
+        <w:t>Art 4. Cazare și Masa</w:t>
+      </w:r>
+    </w:p>
+    <w:p>
+      <w:pPr>
+        <w:ind w:left="708" w:firstLine="720"/>
+        <w:rPr>
+          <w:rFonts w:ascii="Times New Roman" w:eastAsia="Times New Roman" w:hAnsi="Times New Roman" w:cs="Times New Roman"/>
+          <w:sz w:val="24"/>
+          <w:szCs w:val="24"/>
+        </w:rPr>
+      </w:pPr>
+      <w:r>
+        <w:rPr>
+          <w:rFonts w:ascii="Times New Roman" w:eastAsia="Times New Roman" w:hAnsi="Times New Roman" w:cs="Times New Roman"/>
+          <w:b/>
+          <w:sz w:val="24"/>
+          <w:szCs w:val="24"/>
         </w:rPr>
         <w:tab/>
       </w:r>
-    </w:p>
-    <w:p>
-      <w:pPr>
-        <w:pStyle w:val="Titlu"/>
-        <w:ind w:firstLine="720"/>
-        <w:rPr>
-          <w:rFonts w:ascii="Times New Roman" w:eastAsia="Times New Roman" w:hAnsi="Times New Roman" w:cs="Times New Roman"/>
-          <w:b/>
-          <w:sz w:val="26"/>
-          <w:szCs w:val="26"/>
-        </w:rPr>
-      </w:pPr>
-      <w:bookmarkStart w:id="6" w:name="_heading=h.gj6l6risxbx" w:colFirst="0" w:colLast="0"/>
-      <w:bookmarkEnd w:id="6"/>
-      <w:r>
-        <w:rPr>
-          <w:rFonts w:ascii="Times New Roman" w:eastAsia="Times New Roman" w:hAnsi="Times New Roman" w:cs="Times New Roman"/>
-          <w:b/>
-          <w:sz w:val="26"/>
-          <w:szCs w:val="26"/>
-        </w:rPr>
-        <w:t>Art 4. Cazare și Masa</w:t>
+      <w:r>
+        <w:rPr>
+          <w:rFonts w:ascii="Times New Roman" w:eastAsia="Times New Roman" w:hAnsi="Times New Roman" w:cs="Times New Roman"/>
+          <w:sz w:val="24"/>
+          <w:szCs w:val="24"/>
+        </w:rPr>
+        <w:t>Pe parcursul desfășurării taberei Taberei de Vară Pentru Liceeni “DevelopMe”, atât participanții, cât și voluntarii, vor avea cazare în căminele din campusul studențesc Tudor Vladimirescu și mese asigurate la cantina campusului.</w:t>
       </w:r>
     </w:p>
     <w:p>
@@ -937,39 +745,12 @@
       <w:r>
         <w:rPr>
           <w:rFonts w:ascii="Times New Roman" w:eastAsia="Times New Roman" w:hAnsi="Times New Roman" w:cs="Times New Roman"/>
-          <w:b/>
-          <w:sz w:val="24"/>
-          <w:szCs w:val="24"/>
-        </w:rPr>
-        <w:tab/>
-      </w:r>
-      <w:r>
-        <w:rPr>
-          <w:rFonts w:ascii="Times New Roman" w:eastAsia="Times New Roman" w:hAnsi="Times New Roman" w:cs="Times New Roman"/>
-          <w:sz w:val="24"/>
-          <w:szCs w:val="24"/>
-        </w:rPr>
-        <w:t>Pe parcursul desfășurării Taberei de Vară Pentru Liceeni “DevelopMe”, atât participanții, cât și voluntarii, vor avea cazare în căminele din campusul studențesc Tudor Vladimirescu și mese asigurate la cantina campusului.</w:t>
-      </w:r>
-    </w:p>
-    <w:p>
-      <w:pPr>
-        <w:ind w:left="708" w:firstLine="720"/>
-        <w:rPr>
-          <w:rFonts w:ascii="Times New Roman" w:eastAsia="Times New Roman" w:hAnsi="Times New Roman" w:cs="Times New Roman"/>
-          <w:sz w:val="24"/>
-          <w:szCs w:val="24"/>
-        </w:rPr>
-      </w:pPr>
-      <w:r>
-        <w:rPr>
-          <w:rFonts w:ascii="Times New Roman" w:eastAsia="Times New Roman" w:hAnsi="Times New Roman" w:cs="Times New Roman"/>
           <w:sz w:val="24"/>
           <w:szCs w:val="24"/>
         </w:rPr>
         <w:t>Pe durata prezenței în cămin/cantină, participanții sunt obligați să respecte regulamentele interne. (</w:t>
       </w:r>
-      <w:hyperlink r:id="rId9">
+      <w:hyperlink r:id="rId8">
         <w:r>
           <w:rPr>
             <w:rFonts w:ascii="Times New Roman" w:eastAsia="Times New Roman" w:hAnsi="Times New Roman" w:cs="Times New Roman"/>
@@ -1003,7 +784,7 @@
     </w:p>
     <w:p>
       <w:pPr>
-        <w:pStyle w:val="Titlu"/>
+        <w:pStyle w:val="Title"/>
         <w:rPr>
           <w:rFonts w:ascii="Times New Roman" w:eastAsia="Times New Roman" w:hAnsi="Times New Roman" w:cs="Times New Roman"/>
           <w:b/>
@@ -1011,7 +792,7 @@
           <w:szCs w:val="26"/>
         </w:rPr>
       </w:pPr>
-      <w:bookmarkStart w:id="7" w:name="_heading=h.vns8a91jnvcd" w:colFirst="0" w:colLast="0"/>
+      <w:bookmarkStart w:id="7" w:name="_vns8a91jnvcd" w:colFirst="0" w:colLast="0"/>
       <w:bookmarkEnd w:id="7"/>
       <w:r>
         <w:rPr>
@@ -1065,23 +846,7 @@
           <w:sz w:val="24"/>
           <w:szCs w:val="24"/>
         </w:rPr>
-        <w:t xml:space="preserve">Înainte de a da sancțiunea participantului, se va discuta </w:t>
-      </w:r>
-      <w:r>
-        <w:rPr>
-          <w:rFonts w:ascii="Times New Roman" w:eastAsia="Times New Roman" w:hAnsi="Times New Roman" w:cs="Times New Roman"/>
-          <w:sz w:val="24"/>
-          <w:szCs w:val="24"/>
-        </w:rPr>
-        <w:t xml:space="preserve">atât </w:t>
-      </w:r>
-      <w:r>
-        <w:rPr>
-          <w:rFonts w:ascii="Times New Roman" w:eastAsia="Times New Roman" w:hAnsi="Times New Roman" w:cs="Times New Roman"/>
-          <w:sz w:val="24"/>
-          <w:szCs w:val="24"/>
-        </w:rPr>
-        <w:t>cu acesta, cât și cu organizatorul care este înștiințat în legătură cu incidentul.</w:t>
+        <w:t>Înainte de a da sancțiunea participantului, se va discuta cu acesta, cât și cu organizatorul care este înștiințat în legătură cu incidentul.</w:t>
       </w:r>
     </w:p>
     <w:p>
@@ -1116,7 +881,7 @@
       <w:pPr>
         <w:numPr>
           <w:ilvl w:val="0"/>
-          <w:numId w:val="4"/>
+          <w:numId w:val="3"/>
         </w:numPr>
         <w:rPr>
           <w:b/>
@@ -1165,7 +930,7 @@
       <w:pPr>
         <w:numPr>
           <w:ilvl w:val="1"/>
-          <w:numId w:val="4"/>
+          <w:numId w:val="3"/>
         </w:numPr>
         <w:rPr>
           <w:rFonts w:ascii="Times New Roman" w:eastAsia="Times New Roman" w:hAnsi="Times New Roman" w:cs="Times New Roman"/>
@@ -1186,7 +951,7 @@
       <w:pPr>
         <w:numPr>
           <w:ilvl w:val="1"/>
-          <w:numId w:val="4"/>
+          <w:numId w:val="3"/>
         </w:numPr>
         <w:rPr>
           <w:rFonts w:ascii="Times New Roman" w:eastAsia="Times New Roman" w:hAnsi="Times New Roman" w:cs="Times New Roman"/>
@@ -1217,7 +982,7 @@
       <w:pPr>
         <w:numPr>
           <w:ilvl w:val="0"/>
-          <w:numId w:val="4"/>
+          <w:numId w:val="3"/>
         </w:numPr>
         <w:rPr>
           <w:sz w:val="24"/>
@@ -1265,7 +1030,7 @@
       <w:pPr>
         <w:numPr>
           <w:ilvl w:val="1"/>
-          <w:numId w:val="4"/>
+          <w:numId w:val="3"/>
         </w:numPr>
         <w:rPr>
           <w:rFonts w:ascii="Times New Roman" w:eastAsia="Times New Roman" w:hAnsi="Times New Roman" w:cs="Times New Roman"/>
@@ -1286,7 +1051,7 @@
       <w:pPr>
         <w:numPr>
           <w:ilvl w:val="1"/>
-          <w:numId w:val="4"/>
+          <w:numId w:val="3"/>
         </w:numPr>
         <w:rPr>
           <w:rFonts w:ascii="Times New Roman" w:eastAsia="Times New Roman" w:hAnsi="Times New Roman" w:cs="Times New Roman"/>
@@ -1307,7 +1072,7 @@
       <w:pPr>
         <w:numPr>
           <w:ilvl w:val="1"/>
-          <w:numId w:val="4"/>
+          <w:numId w:val="3"/>
         </w:numPr>
         <w:rPr>
           <w:rFonts w:ascii="Times New Roman" w:eastAsia="Times New Roman" w:hAnsi="Times New Roman" w:cs="Times New Roman"/>
@@ -1321,52 +1086,15 @@
           <w:sz w:val="24"/>
           <w:szCs w:val="24"/>
         </w:rPr>
-        <w:t>Atac verbal (injurii, bullying) față de alte persoane (participanți, organizatori , voluntari, persoane externe taberei precum personal cantin</w:t>
-      </w:r>
-      <w:r>
-        <w:rPr>
-          <w:rFonts w:ascii="Times New Roman" w:eastAsia="Times New Roman" w:hAnsi="Times New Roman" w:cs="Times New Roman"/>
-          <w:sz w:val="24"/>
-          <w:szCs w:val="24"/>
-        </w:rPr>
-        <w:t>ă</w:t>
-      </w:r>
-      <w:r>
-        <w:rPr>
-          <w:rFonts w:ascii="Times New Roman" w:eastAsia="Times New Roman" w:hAnsi="Times New Roman" w:cs="Times New Roman"/>
-          <w:sz w:val="24"/>
-          <w:szCs w:val="24"/>
-        </w:rPr>
-        <w:t xml:space="preserve"> sau cămin sau alte persoane ce se află în perimetrul unei </w:t>
-      </w:r>
-      <w:r>
-        <w:rPr>
-          <w:rFonts w:ascii="Times New Roman" w:eastAsia="Times New Roman" w:hAnsi="Times New Roman" w:cs="Times New Roman"/>
-          <w:sz w:val="24"/>
-          <w:szCs w:val="24"/>
-        </w:rPr>
-        <w:t>activități</w:t>
-      </w:r>
-      <w:r>
-        <w:rPr>
-          <w:rFonts w:ascii="Times New Roman" w:eastAsia="Times New Roman" w:hAnsi="Times New Roman" w:cs="Times New Roman"/>
-          <w:sz w:val="24"/>
-          <w:szCs w:val="24"/>
-        </w:rPr>
-        <w:t xml:space="preserve"> a taberei);</w:t>
+        <w:t>Atac verbal (injurii, bullying) față de alte persoane (participanți, organizatori , voluntari, persoane externe taberei precum personal cantina sau cămin sau alte persoane ce se află în perimetrul unei activităţi a taberei);</w:t>
       </w:r>
     </w:p>
     <w:p>
       <w:pPr>
         <w:numPr>
           <w:ilvl w:val="1"/>
-          <w:numId w:val="4"/>
+          <w:numId w:val="3"/>
         </w:numPr>
-        <w:rPr>
-          <w:rFonts w:ascii="Times New Roman" w:eastAsia="Times New Roman" w:hAnsi="Times New Roman" w:cs="Times New Roman"/>
-          <w:sz w:val="24"/>
-          <w:szCs w:val="24"/>
-        </w:rPr>
       </w:pPr>
       <w:r>
         <w:rPr>
@@ -1375,6 +1103,43 @@
           <w:szCs w:val="24"/>
         </w:rPr>
         <w:lastRenderedPageBreak/>
+        <w:t>Comportament neadecvat în timpul cursurilor/laboratoarelor;</w:t>
+      </w:r>
+    </w:p>
+    <w:p>
+      <w:pPr>
+        <w:numPr>
+          <w:ilvl w:val="1"/>
+          <w:numId w:val="3"/>
+        </w:numPr>
+      </w:pPr>
+      <w:r>
+        <w:rPr>
+          <w:rFonts w:ascii="Times New Roman" w:eastAsia="Times New Roman" w:hAnsi="Times New Roman" w:cs="Times New Roman"/>
+          <w:sz w:val="24"/>
+          <w:szCs w:val="24"/>
+        </w:rPr>
+        <w:t>Folosirea unui limbaj neadecvat sau lipsa de respect față de profesori;</w:t>
+      </w:r>
+    </w:p>
+    <w:p>
+      <w:pPr>
+        <w:numPr>
+          <w:ilvl w:val="1"/>
+          <w:numId w:val="3"/>
+        </w:numPr>
+        <w:rPr>
+          <w:rFonts w:ascii="Times New Roman" w:eastAsia="Times New Roman" w:hAnsi="Times New Roman" w:cs="Times New Roman"/>
+          <w:sz w:val="24"/>
+          <w:szCs w:val="24"/>
+        </w:rPr>
+      </w:pPr>
+      <w:r>
+        <w:rPr>
+          <w:rFonts w:ascii="Times New Roman" w:eastAsia="Times New Roman" w:hAnsi="Times New Roman" w:cs="Times New Roman"/>
+          <w:sz w:val="24"/>
+          <w:szCs w:val="24"/>
+        </w:rPr>
         <w:t>Părăsirea  activităților sau a spațiului în care se desfășoară programul fără înștiințarea și consimțământul organizatorului/responsabilului de grup.</w:t>
       </w:r>
     </w:p>
@@ -1392,7 +1157,7 @@
       <w:pPr>
         <w:numPr>
           <w:ilvl w:val="0"/>
-          <w:numId w:val="4"/>
+          <w:numId w:val="3"/>
         </w:numPr>
         <w:rPr>
           <w:sz w:val="24"/>
@@ -1416,7 +1181,7 @@
           <w:sz w:val="24"/>
           <w:szCs w:val="24"/>
         </w:rPr>
-        <w:t>“Vine Garda”</w:t>
+        <w:t>„Ți-ai câștigat biletul spre casă!”</w:t>
       </w:r>
       <w:r>
         <w:rPr>
@@ -1440,7 +1205,7 @@
       <w:pPr>
         <w:numPr>
           <w:ilvl w:val="1"/>
-          <w:numId w:val="4"/>
+          <w:numId w:val="3"/>
         </w:numPr>
         <w:rPr>
           <w:rFonts w:ascii="Times New Roman" w:eastAsia="Times New Roman" w:hAnsi="Times New Roman" w:cs="Times New Roman"/>
@@ -1461,7 +1226,7 @@
       <w:pPr>
         <w:numPr>
           <w:ilvl w:val="1"/>
-          <w:numId w:val="4"/>
+          <w:numId w:val="3"/>
         </w:numPr>
         <w:rPr>
           <w:rFonts w:ascii="Times New Roman" w:eastAsia="Times New Roman" w:hAnsi="Times New Roman" w:cs="Times New Roman"/>
@@ -1482,7 +1247,7 @@
       <w:pPr>
         <w:numPr>
           <w:ilvl w:val="1"/>
-          <w:numId w:val="4"/>
+          <w:numId w:val="3"/>
         </w:numPr>
         <w:rPr>
           <w:rFonts w:ascii="Times New Roman" w:eastAsia="Times New Roman" w:hAnsi="Times New Roman" w:cs="Times New Roman"/>
@@ -1503,7 +1268,7 @@
       <w:pPr>
         <w:numPr>
           <w:ilvl w:val="1"/>
-          <w:numId w:val="4"/>
+          <w:numId w:val="3"/>
         </w:numPr>
         <w:rPr>
           <w:rFonts w:ascii="Times New Roman" w:eastAsia="Times New Roman" w:hAnsi="Times New Roman" w:cs="Times New Roman"/>
@@ -1517,30 +1282,14 @@
           <w:sz w:val="24"/>
           <w:szCs w:val="24"/>
         </w:rPr>
-        <w:t xml:space="preserve">Comercializare, </w:t>
-      </w:r>
-      <w:r>
-        <w:rPr>
-          <w:rFonts w:ascii="Times New Roman" w:eastAsia="Times New Roman" w:hAnsi="Times New Roman" w:cs="Times New Roman"/>
-          <w:sz w:val="24"/>
-          <w:szCs w:val="24"/>
-        </w:rPr>
-        <w:t>deținerea</w:t>
-      </w:r>
-      <w:r>
-        <w:rPr>
-          <w:rFonts w:ascii="Times New Roman" w:eastAsia="Times New Roman" w:hAnsi="Times New Roman" w:cs="Times New Roman"/>
-          <w:sz w:val="24"/>
-          <w:szCs w:val="24"/>
-        </w:rPr>
-        <w:t xml:space="preserve"> sau consumul de substanțe psihoactive (stupefiante);</w:t>
+        <w:t>Comercializare, detinerea sau consumul de substanțe psihoactive (stupefiante);</w:t>
       </w:r>
     </w:p>
     <w:p>
       <w:pPr>
         <w:numPr>
           <w:ilvl w:val="1"/>
-          <w:numId w:val="4"/>
+          <w:numId w:val="3"/>
         </w:numPr>
         <w:rPr>
           <w:rFonts w:ascii="Times New Roman" w:eastAsia="Times New Roman" w:hAnsi="Times New Roman" w:cs="Times New Roman"/>
@@ -1561,7 +1310,7 @@
       <w:pPr>
         <w:numPr>
           <w:ilvl w:val="1"/>
-          <w:numId w:val="4"/>
+          <w:numId w:val="3"/>
         </w:numPr>
         <w:rPr>
           <w:rFonts w:ascii="Times New Roman" w:eastAsia="Times New Roman" w:hAnsi="Times New Roman" w:cs="Times New Roman"/>
@@ -1588,8 +1337,7 @@
     </w:p>
     <w:p>
       <w:pPr>
-        <w:pStyle w:val="Titlu"/>
-        <w:ind w:firstLine="720"/>
+        <w:pStyle w:val="Title"/>
         <w:rPr>
           <w:rFonts w:ascii="Times New Roman" w:eastAsia="Times New Roman" w:hAnsi="Times New Roman" w:cs="Times New Roman"/>
           <w:b/>
@@ -1597,7 +1345,7 @@
           <w:szCs w:val="26"/>
         </w:rPr>
       </w:pPr>
-      <w:bookmarkStart w:id="8" w:name="_heading=h.8ieq9jmq29f2" w:colFirst="0" w:colLast="0"/>
+      <w:bookmarkStart w:id="8" w:name="_8ieq9jmq29f2" w:colFirst="0" w:colLast="0"/>
       <w:bookmarkEnd w:id="8"/>
       <w:r>
         <w:rPr>
@@ -1606,117 +1354,83 @@
           <w:sz w:val="26"/>
           <w:szCs w:val="26"/>
         </w:rPr>
-        <w:t>Art 6. Eliminarea din tabăr</w:t>
-      </w:r>
-      <w:r>
+        <w:t>Art 6. Eliminarea din tabăra a participantului</w:t>
+      </w:r>
+    </w:p>
+    <w:p>
+      <w:pPr>
+        <w:ind w:left="720" w:firstLine="720"/>
+        <w:rPr>
+          <w:rFonts w:ascii="Times New Roman" w:eastAsia="Times New Roman" w:hAnsi="Times New Roman" w:cs="Times New Roman"/>
+          <w:sz w:val="24"/>
+          <w:szCs w:val="24"/>
+        </w:rPr>
+      </w:pPr>
+      <w:r>
+        <w:rPr>
+          <w:rFonts w:ascii="Times New Roman" w:eastAsia="Times New Roman" w:hAnsi="Times New Roman" w:cs="Times New Roman"/>
+          <w:sz w:val="24"/>
+          <w:szCs w:val="24"/>
+        </w:rPr>
+        <w:t>Organizatorii pot elimina participanți din tabara dacă pe parcursul desfășurării activităților depășește numărul de sancțiuni permise (</w:t>
+      </w:r>
+      <w:r>
+        <w:rPr>
+          <w:rFonts w:ascii="Times New Roman" w:eastAsia="Times New Roman" w:hAnsi="Times New Roman" w:cs="Times New Roman"/>
+          <w:b/>
+          <w:i/>
+          <w:sz w:val="24"/>
+          <w:szCs w:val="24"/>
+        </w:rPr>
+        <w:t>vezi ART 5</w:t>
+      </w:r>
+      <w:r>
+        <w:rPr>
+          <w:rFonts w:ascii="Times New Roman" w:eastAsia="Times New Roman" w:hAnsi="Times New Roman" w:cs="Times New Roman"/>
+          <w:sz w:val="24"/>
+          <w:szCs w:val="24"/>
+        </w:rPr>
+        <w:t>).</w:t>
+      </w:r>
+    </w:p>
+    <w:p>
+      <w:pPr>
+        <w:ind w:left="720" w:firstLine="720"/>
+        <w:rPr>
+          <w:rFonts w:ascii="Times New Roman" w:eastAsia="Times New Roman" w:hAnsi="Times New Roman" w:cs="Times New Roman"/>
+          <w:sz w:val="24"/>
+          <w:szCs w:val="24"/>
+        </w:rPr>
+      </w:pPr>
+      <w:r>
+        <w:rPr>
+          <w:rFonts w:ascii="Times New Roman" w:eastAsia="Times New Roman" w:hAnsi="Times New Roman" w:cs="Times New Roman"/>
+          <w:sz w:val="24"/>
+          <w:szCs w:val="24"/>
+        </w:rPr>
+        <w:t>În funcție de gravitatea faptelor va fi contactat părintele participantului și/sau organele de poliție.</w:t>
+      </w:r>
+    </w:p>
+    <w:p>
+      <w:pPr>
+        <w:ind w:left="720" w:firstLine="720"/>
+        <w:rPr>
+          <w:rFonts w:ascii="Times New Roman" w:eastAsia="Times New Roman" w:hAnsi="Times New Roman" w:cs="Times New Roman"/>
+        </w:rPr>
+      </w:pPr>
+    </w:p>
+    <w:p>
+      <w:pPr>
+        <w:pStyle w:val="Title"/>
+        <w:ind w:left="708" w:firstLine="0"/>
         <w:rPr>
           <w:rFonts w:ascii="Times New Roman" w:eastAsia="Times New Roman" w:hAnsi="Times New Roman" w:cs="Times New Roman"/>
           <w:b/>
           <w:sz w:val="26"/>
           <w:szCs w:val="26"/>
         </w:rPr>
-        <w:t>ă</w:t>
-      </w:r>
-      <w:r>
-        <w:rPr>
-          <w:rFonts w:ascii="Times New Roman" w:eastAsia="Times New Roman" w:hAnsi="Times New Roman" w:cs="Times New Roman"/>
-          <w:b/>
-          <w:sz w:val="26"/>
-          <w:szCs w:val="26"/>
-        </w:rPr>
-        <w:t xml:space="preserve"> a participantului</w:t>
-      </w:r>
-    </w:p>
-    <w:p>
-      <w:pPr>
-        <w:ind w:left="720" w:firstLine="720"/>
-        <w:rPr>
-          <w:rFonts w:ascii="Times New Roman" w:eastAsia="Times New Roman" w:hAnsi="Times New Roman" w:cs="Times New Roman"/>
-          <w:sz w:val="24"/>
-          <w:szCs w:val="24"/>
-        </w:rPr>
-      </w:pPr>
-      <w:r>
-        <w:rPr>
-          <w:rFonts w:ascii="Times New Roman" w:eastAsia="Times New Roman" w:hAnsi="Times New Roman" w:cs="Times New Roman"/>
-          <w:sz w:val="24"/>
-          <w:szCs w:val="24"/>
-        </w:rPr>
-        <w:t xml:space="preserve">Organizatorii pot elimina participanți din </w:t>
-      </w:r>
-      <w:r>
-        <w:rPr>
-          <w:rFonts w:ascii="Times New Roman" w:eastAsia="Times New Roman" w:hAnsi="Times New Roman" w:cs="Times New Roman"/>
-          <w:sz w:val="24"/>
-          <w:szCs w:val="24"/>
-        </w:rPr>
-        <w:t>tabără</w:t>
-      </w:r>
-      <w:r>
-        <w:rPr>
-          <w:rFonts w:ascii="Times New Roman" w:eastAsia="Times New Roman" w:hAnsi="Times New Roman" w:cs="Times New Roman"/>
-          <w:sz w:val="24"/>
-          <w:szCs w:val="24"/>
-        </w:rPr>
-        <w:t xml:space="preserve"> dacă pe parcursul desfășurării activităților depășește numărul de sancțiuni permise (</w:t>
-      </w:r>
-      <w:r>
-        <w:rPr>
-          <w:rFonts w:ascii="Times New Roman" w:eastAsia="Times New Roman" w:hAnsi="Times New Roman" w:cs="Times New Roman"/>
-          <w:b/>
-          <w:i/>
-          <w:sz w:val="24"/>
-          <w:szCs w:val="24"/>
-        </w:rPr>
-        <w:t>vezi ART 5</w:t>
-      </w:r>
-      <w:r>
-        <w:rPr>
-          <w:rFonts w:ascii="Times New Roman" w:eastAsia="Times New Roman" w:hAnsi="Times New Roman" w:cs="Times New Roman"/>
-          <w:sz w:val="24"/>
-          <w:szCs w:val="24"/>
-        </w:rPr>
-        <w:t>).</w:t>
-      </w:r>
-    </w:p>
-    <w:p>
-      <w:pPr>
-        <w:ind w:left="720" w:firstLine="720"/>
-        <w:rPr>
-          <w:rFonts w:ascii="Times New Roman" w:eastAsia="Times New Roman" w:hAnsi="Times New Roman" w:cs="Times New Roman"/>
-          <w:sz w:val="24"/>
-          <w:szCs w:val="24"/>
-        </w:rPr>
-      </w:pPr>
-      <w:r>
-        <w:rPr>
-          <w:rFonts w:ascii="Times New Roman" w:eastAsia="Times New Roman" w:hAnsi="Times New Roman" w:cs="Times New Roman"/>
-          <w:sz w:val="24"/>
-          <w:szCs w:val="24"/>
-        </w:rPr>
-        <w:t>În funcție de gravitatea faptelor va fi contactat părintele participantului și/sau organele de poliție.</w:t>
-      </w:r>
-    </w:p>
-    <w:p>
-      <w:pPr>
-        <w:ind w:left="720" w:firstLine="720"/>
-        <w:rPr>
-          <w:rFonts w:ascii="Times New Roman" w:eastAsia="Times New Roman" w:hAnsi="Times New Roman" w:cs="Times New Roman"/>
-        </w:rPr>
-      </w:pPr>
-    </w:p>
-    <w:p>
-      <w:pPr>
-        <w:pStyle w:val="Titlu"/>
-        <w:ind w:left="708"/>
-        <w:rPr>
-          <w:rFonts w:ascii="Times New Roman" w:eastAsia="Times New Roman" w:hAnsi="Times New Roman" w:cs="Times New Roman"/>
-          <w:b/>
-          <w:sz w:val="26"/>
-          <w:szCs w:val="26"/>
-        </w:rPr>
-      </w:pPr>
-      <w:bookmarkStart w:id="9" w:name="_heading=h.l0ykp3z8siti" w:colFirst="0" w:colLast="0"/>
+      </w:pPr>
+      <w:bookmarkStart w:id="9" w:name="_l0ykp3z8siti" w:colFirst="0" w:colLast="0"/>
       <w:bookmarkEnd w:id="9"/>
       <w:r>
         <w:rPr>
@@ -1767,7 +1481,7 @@
           <w:sz w:val="24"/>
           <w:szCs w:val="24"/>
         </w:rPr>
-        <w:t>Anularea/amânarea taberei de către organizatori.</w:t>
+        <w:t>Tabăra este anulată/amânată de organizatori;</w:t>
       </w:r>
     </w:p>
     <w:p>
@@ -1776,6 +1490,7 @@
           <w:ilvl w:val="0"/>
           <w:numId w:val="2"/>
         </w:numPr>
+        <w:spacing w:after="240"/>
         <w:rPr>
           <w:rFonts w:ascii="Times New Roman" w:eastAsia="Times New Roman" w:hAnsi="Times New Roman" w:cs="Times New Roman"/>
           <w:sz w:val="26"/>
@@ -1788,21 +1503,13 @@
           <w:sz w:val="24"/>
           <w:szCs w:val="24"/>
         </w:rPr>
-        <w:t>Excepționale cauzate de factori externi.</w:t>
-      </w:r>
-    </w:p>
-    <w:p>
-      <w:pPr>
-        <w:ind w:left="1440"/>
-        <w:rPr>
-          <w:rFonts w:ascii="Times New Roman" w:eastAsia="Times New Roman" w:hAnsi="Times New Roman" w:cs="Times New Roman"/>
-        </w:rPr>
-      </w:pPr>
-    </w:p>
-    <w:p>
-      <w:pPr>
-        <w:pStyle w:val="Titlu"/>
-        <w:ind w:left="708"/>
+        <w:t>Situații excepționale cauzate de factori externi.</w:t>
+      </w:r>
+    </w:p>
+    <w:p>
+      <w:pPr>
+        <w:pStyle w:val="Title"/>
+        <w:ind w:left="708" w:firstLine="0"/>
         <w:rPr>
           <w:rFonts w:ascii="Times New Roman" w:eastAsia="Times New Roman" w:hAnsi="Times New Roman" w:cs="Times New Roman"/>
           <w:b/>
@@ -1810,7 +1517,7 @@
           <w:szCs w:val="26"/>
         </w:rPr>
       </w:pPr>
-      <w:bookmarkStart w:id="10" w:name="_heading=h.qdtkr2adnhjz" w:colFirst="0" w:colLast="0"/>
+      <w:bookmarkStart w:id="10" w:name="_qdtkr2adnhjz" w:colFirst="0" w:colLast="0"/>
       <w:bookmarkEnd w:id="10"/>
       <w:r>
         <w:rPr>
@@ -1819,25 +1526,7 @@
           <w:sz w:val="26"/>
           <w:szCs w:val="26"/>
         </w:rPr>
-        <w:t>Art 8. Forț</w:t>
-      </w:r>
-      <w:r>
-        <w:rPr>
-          <w:rFonts w:ascii="Times New Roman" w:eastAsia="Times New Roman" w:hAnsi="Times New Roman" w:cs="Times New Roman"/>
-          <w:b/>
-          <w:sz w:val="26"/>
-          <w:szCs w:val="26"/>
-        </w:rPr>
-        <w:t>ă</w:t>
-      </w:r>
-      <w:r>
-        <w:rPr>
-          <w:rFonts w:ascii="Times New Roman" w:eastAsia="Times New Roman" w:hAnsi="Times New Roman" w:cs="Times New Roman"/>
-          <w:b/>
-          <w:sz w:val="26"/>
-          <w:szCs w:val="26"/>
-        </w:rPr>
-        <w:t xml:space="preserve"> majoră</w:t>
+        <w:t>Art 8. Forța majoră</w:t>
       </w:r>
     </w:p>
     <w:p>
@@ -1855,39 +1544,7 @@
           <w:sz w:val="24"/>
           <w:szCs w:val="24"/>
         </w:rPr>
-        <w:t>Organizatorii au libertatea de a anunța părinții și de a</w:t>
-      </w:r>
-      <w:r>
-        <w:rPr>
-          <w:rFonts w:ascii="Times New Roman" w:eastAsia="Times New Roman" w:hAnsi="Times New Roman" w:cs="Times New Roman"/>
-          <w:sz w:val="24"/>
-          <w:szCs w:val="24"/>
-        </w:rPr>
-        <w:t>-</w:t>
-      </w:r>
-      <w:r>
-        <w:rPr>
-          <w:rFonts w:ascii="Times New Roman" w:eastAsia="Times New Roman" w:hAnsi="Times New Roman" w:cs="Times New Roman"/>
-          <w:sz w:val="24"/>
-          <w:szCs w:val="24"/>
-        </w:rPr>
-        <w:t>i suna la orice or</w:t>
-      </w:r>
-      <w:r>
-        <w:rPr>
-          <w:rFonts w:ascii="Times New Roman" w:eastAsia="Times New Roman" w:hAnsi="Times New Roman" w:cs="Times New Roman"/>
-          <w:sz w:val="24"/>
-          <w:szCs w:val="24"/>
-        </w:rPr>
-        <w:t>ă</w:t>
-      </w:r>
-      <w:r>
-        <w:rPr>
-          <w:rFonts w:ascii="Times New Roman" w:eastAsia="Times New Roman" w:hAnsi="Times New Roman" w:cs="Times New Roman"/>
-          <w:sz w:val="24"/>
-          <w:szCs w:val="24"/>
-        </w:rPr>
-        <w:t>, indiferent de zi, în cazul în care aceștia consideră că este necesar.</w:t>
+        <w:t>Organizatorii au libertatea de a anunța părinții și de ai suna la orice ora, indiferent de zi, în cazul în care aceștia consideră că este necesar.</w:t>
       </w:r>
     </w:p>
     <w:p>
@@ -1948,35 +1605,6 @@
     </w:p>
     <w:p>
       <w:pPr>
-        <w:rPr>
-          <w:rFonts w:ascii="Times New Roman" w:eastAsia="Times New Roman" w:hAnsi="Times New Roman" w:cs="Times New Roman"/>
-        </w:rPr>
-      </w:pPr>
-    </w:p>
-    <w:p>
-      <w:pPr>
-        <w:rPr>
-          <w:rFonts w:ascii="Times New Roman" w:eastAsia="Times New Roman" w:hAnsi="Times New Roman" w:cs="Times New Roman"/>
-        </w:rPr>
-      </w:pPr>
-    </w:p>
-    <w:p>
-      <w:pPr>
-        <w:rPr>
-          <w:rFonts w:ascii="Times New Roman" w:eastAsia="Times New Roman" w:hAnsi="Times New Roman" w:cs="Times New Roman"/>
-        </w:rPr>
-      </w:pPr>
-    </w:p>
-    <w:p>
-      <w:pPr>
-        <w:rPr>
-          <w:rFonts w:ascii="Times New Roman" w:eastAsia="Times New Roman" w:hAnsi="Times New Roman" w:cs="Times New Roman"/>
-        </w:rPr>
-      </w:pPr>
-    </w:p>
-    <w:p>
-      <w:pPr>
-        <w:jc w:val="center"/>
         <w:rPr>
           <w:b/>
           <w:sz w:val="32"/>
@@ -1999,6 +1627,70 @@
         <w:jc w:val="center"/>
         <w:rPr>
           <w:b/>
+          <w:sz w:val="36"/>
+          <w:szCs w:val="36"/>
+        </w:rPr>
+      </w:pPr>
+      <w:r>
+        <w:rPr>
+          <w:b/>
+          <w:sz w:val="36"/>
+          <w:szCs w:val="36"/>
+        </w:rPr>
+        <w:lastRenderedPageBreak/>
+        <w:t>Consimtamant Regulament de desfășurare</w:t>
+      </w:r>
+    </w:p>
+    <w:p>
+      <w:pPr>
+        <w:jc w:val="center"/>
+        <w:rPr>
+          <w:b/>
+          <w:sz w:val="36"/>
+          <w:szCs w:val="36"/>
+        </w:rPr>
+      </w:pPr>
+      <w:r>
+        <w:rPr>
+          <w:b/>
+          <w:sz w:val="36"/>
+          <w:szCs w:val="36"/>
+        </w:rPr>
+        <w:t>Tabără de Vară Pentru Liceeni “DevelopMe”</w:t>
+      </w:r>
+    </w:p>
+    <w:p>
+      <w:pPr>
+        <w:jc w:val="center"/>
+        <w:rPr>
+          <w:b/>
+          <w:sz w:val="36"/>
+          <w:szCs w:val="36"/>
+        </w:rPr>
+      </w:pPr>
+      <w:r>
+        <w:rPr>
+          <w:b/>
+          <w:sz w:val="36"/>
+          <w:szCs w:val="36"/>
+        </w:rPr>
+        <w:t>Ediţia a patra 2025</w:t>
+      </w:r>
+    </w:p>
+    <w:p>
+      <w:pPr>
+        <w:jc w:val="center"/>
+        <w:rPr>
+          <w:b/>
+          <w:sz w:val="36"/>
+          <w:szCs w:val="36"/>
+        </w:rPr>
+      </w:pPr>
+    </w:p>
+    <w:p>
+      <w:pPr>
+        <w:rPr>
+          <w:b/>
           <w:sz w:val="32"/>
           <w:szCs w:val="32"/>
         </w:rPr>
@@ -2006,121 +1698,6 @@
     </w:p>
     <w:p>
       <w:pPr>
-        <w:jc w:val="center"/>
-        <w:rPr>
-          <w:b/>
-          <w:sz w:val="32"/>
-          <w:szCs w:val="32"/>
-        </w:rPr>
-      </w:pPr>
-    </w:p>
-    <w:p>
-      <w:pPr>
-        <w:jc w:val="center"/>
-        <w:rPr>
-          <w:b/>
-          <w:sz w:val="36"/>
-          <w:szCs w:val="36"/>
-        </w:rPr>
-      </w:pPr>
-      <w:r>
-        <w:rPr>
-          <w:b/>
-          <w:sz w:val="36"/>
-          <w:szCs w:val="36"/>
-        </w:rPr>
-        <w:t>Consimțământ</w:t>
-      </w:r>
-      <w:r>
-        <w:rPr>
-          <w:b/>
-          <w:sz w:val="36"/>
-          <w:szCs w:val="36"/>
-        </w:rPr>
-        <w:t xml:space="preserve"> Regulament de desfășurare</w:t>
-      </w:r>
-    </w:p>
-    <w:p>
-      <w:pPr>
-        <w:jc w:val="center"/>
-        <w:rPr>
-          <w:b/>
-          <w:sz w:val="36"/>
-          <w:szCs w:val="36"/>
-        </w:rPr>
-      </w:pPr>
-      <w:r>
-        <w:rPr>
-          <w:b/>
-          <w:sz w:val="36"/>
-          <w:szCs w:val="36"/>
-        </w:rPr>
-        <w:t>Tabăr</w:t>
-      </w:r>
-      <w:r>
-        <w:rPr>
-          <w:b/>
-          <w:sz w:val="36"/>
-          <w:szCs w:val="36"/>
-        </w:rPr>
-        <w:t>a</w:t>
-      </w:r>
-      <w:r>
-        <w:rPr>
-          <w:b/>
-          <w:sz w:val="36"/>
-          <w:szCs w:val="36"/>
-        </w:rPr>
-        <w:t xml:space="preserve"> de Vară Pentru Liceeni “DevelopMe”</w:t>
-      </w:r>
-    </w:p>
-    <w:p>
-      <w:pPr>
-        <w:jc w:val="center"/>
-        <w:rPr>
-          <w:b/>
-          <w:sz w:val="36"/>
-          <w:szCs w:val="36"/>
-        </w:rPr>
-      </w:pPr>
-      <w:r>
-        <w:rPr>
-          <w:b/>
-          <w:sz w:val="36"/>
-          <w:szCs w:val="36"/>
-        </w:rPr>
-        <w:t>Ediția</w:t>
-      </w:r>
-      <w:r>
-        <w:rPr>
-          <w:b/>
-          <w:sz w:val="36"/>
-          <w:szCs w:val="36"/>
-        </w:rPr>
-        <w:t xml:space="preserve"> a doua 2023</w:t>
-      </w:r>
-    </w:p>
-    <w:p>
-      <w:pPr>
-        <w:jc w:val="center"/>
-        <w:rPr>
-          <w:b/>
-          <w:sz w:val="36"/>
-          <w:szCs w:val="36"/>
-        </w:rPr>
-      </w:pPr>
-    </w:p>
-    <w:p>
-      <w:pPr>
-        <w:rPr>
-          <w:b/>
-          <w:sz w:val="32"/>
-          <w:szCs w:val="32"/>
-        </w:rPr>
-      </w:pPr>
-    </w:p>
-    <w:p>
-      <w:pPr>
         <w:ind w:firstLine="720"/>
         <w:jc w:val="both"/>
         <w:rPr>
@@ -2133,77 +1710,7 @@
           <w:sz w:val="24"/>
           <w:szCs w:val="24"/>
         </w:rPr>
-        <w:t xml:space="preserve">Subsemnatul (numele și prenume tutore/părinte) _______________________ ___________________ tutore/părinte al elevului (numele si prenumele elevului/elevei) _______________________________________, înscris/înscrisă în clasa (clasa în care este </w:t>
-      </w:r>
-      <w:r>
-        <w:rPr>
-          <w:sz w:val="24"/>
-          <w:szCs w:val="24"/>
-        </w:rPr>
-        <w:t>începând</w:t>
-      </w:r>
-      <w:r>
-        <w:rPr>
-          <w:sz w:val="24"/>
-          <w:szCs w:val="24"/>
-        </w:rPr>
-        <w:t xml:space="preserve"> cu septembrie 2023) a____-a la Liceul _______________________________________________________________________________________________________ având </w:t>
-      </w:r>
-      <w:r>
-        <w:rPr>
-          <w:sz w:val="24"/>
-          <w:szCs w:val="24"/>
-        </w:rPr>
-        <w:t>numărul</w:t>
-      </w:r>
-      <w:r>
-        <w:rPr>
-          <w:sz w:val="24"/>
-          <w:szCs w:val="24"/>
-        </w:rPr>
-        <w:t xml:space="preserve"> de telefon (telefon tutore/</w:t>
-      </w:r>
-      <w:r>
-        <w:rPr>
-          <w:sz w:val="24"/>
-          <w:szCs w:val="24"/>
-        </w:rPr>
-        <w:t>părinte</w:t>
-      </w:r>
-      <w:r>
-        <w:rPr>
-          <w:sz w:val="24"/>
-          <w:szCs w:val="24"/>
-        </w:rPr>
-        <w:t xml:space="preserve">): ______________________ am citit și luat la </w:t>
-      </w:r>
-      <w:r>
-        <w:rPr>
-          <w:sz w:val="24"/>
-          <w:szCs w:val="24"/>
-        </w:rPr>
-        <w:t>cunoștință</w:t>
-      </w:r>
-      <w:r>
-        <w:rPr>
-          <w:sz w:val="24"/>
-          <w:szCs w:val="24"/>
-        </w:rPr>
-        <w:t xml:space="preserve"> </w:t>
-      </w:r>
-      <w:r>
-        <w:rPr>
-          <w:sz w:val="24"/>
-          <w:szCs w:val="24"/>
-        </w:rPr>
-        <w:t>s</w:t>
-      </w:r>
-      <w:r>
-        <w:rPr>
-          <w:sz w:val="24"/>
-          <w:szCs w:val="24"/>
-        </w:rPr>
-        <w:t>și sunt de acord cu  Regulament de desfășurare a Taberei de Vară Pentru Liceeni “DevelopMe”.</w:t>
+        <w:t>Subsemnatul (numele și prenume tutore/părinte) _______________________ ___________________ tutore/părinte al elevului (numele si prenumele elevului/elevei) _______________________________________, înscris/înscrisă în clasa (clasa în care este începand cu septembrie 2025) a____-a la Liceul _______________________________________________________________________________________________________ având numarul de telefon (telefon tutore/parinte): ______________________ am citit și luat la cunoștinta și sunt de acord cu  Regulament de desfășurare a Taberei de Vară Pentru Liceeni “DevelopMe”.</w:t>
       </w:r>
     </w:p>
     <w:p>
@@ -2353,9 +1860,9 @@
       </w:pPr>
     </w:p>
     <w:sectPr>
-      <w:headerReference w:type="default" r:id="rId10"/>
-      <w:headerReference w:type="first" r:id="rId11"/>
-      <w:footerReference w:type="first" r:id="rId12"/>
+      <w:headerReference w:type="default" r:id="rId9"/>
+      <w:headerReference w:type="first" r:id="rId10"/>
+      <w:footerReference w:type="first" r:id="rId11"/>
       <w:pgSz w:w="11909" w:h="16834"/>
       <w:pgMar w:top="1440" w:right="1440" w:bottom="1440" w:left="1440" w:header="720" w:footer="720" w:gutter="0"/>
       <w:pgNumType w:start="1"/>
@@ -2366,7 +1873,7 @@
 </file>
 
 <file path=word/endnotes.xml><?xml version="1.0" encoding="utf-8"?>
-<w:endnotes xmlns:wpc="http://schemas.microsoft.com/office/word/2010/wordprocessingCanvas" xmlns:cx="http://schemas.microsoft.com/office/drawing/2014/chartex" xmlns:cx1="http://schemas.microsoft.com/office/drawing/2015/9/8/chartex" xmlns:cx2="http://schemas.microsoft.com/office/drawing/2015/10/21/chartex" xmlns:cx3="http://schemas.microsoft.com/office/drawing/2016/5/9/chartex" xmlns:cx4="http://schemas.microsoft.com/office/drawing/2016/5/10/chartex" xmlns:cx5="http://schemas.microsoft.com/office/drawing/2016/5/11/chartex" xmlns:cx6="http://schemas.microsoft.com/office/drawing/2016/5/12/chartex" xmlns:cx7="http://schemas.microsoft.com/office/drawing/2016/5/13/chartex" xmlns:cx8="http://schemas.microsoft.com/office/drawing/2016/5/14/chartex" xmlns:mc="http://schemas.openxmlformats.org/markup-compatibility/2006" xmlns:aink="http://schemas.microsoft.com/office/drawing/2016/ink" xmlns:am3d="http://schemas.microsoft.com/office/drawing/2017/model3d" xmlns:o="urn:schemas-microsoft-com:office:office" xmlns:oel="http://schemas.microsoft.com/office/2019/extlst" xmlns:r="http://schemas.openxmlformats.org/officeDocument/2006/relationships" xmlns:m="http://schemas.openxmlformats.org/officeDocument/2006/math" xmlns:v="urn:schemas-microsoft-com:vml" xmlns:wp14="http://schemas.microsoft.com/office/word/2010/wordprocessingDrawing" xmlns:wp="http://schemas.openxmlformats.org/drawingml/2006/wordprocessingDrawing" xmlns:w10="urn:schemas-microsoft-com:office:word" xmlns:w="http://schemas.openxmlformats.org/wordprocessingml/2006/main" xmlns:w14="http://schemas.microsoft.com/office/word/2010/wordml" xmlns:w15="http://schemas.microsoft.com/office/word/2012/wordml" xmlns:w16cex="http://schemas.microsoft.com/office/word/2018/wordml/cex" xmlns:w16cid="http://schemas.microsoft.com/office/word/2016/wordml/cid" xmlns:w16="http://schemas.microsoft.com/office/word/2018/wordml" xmlns:w16du="http://schemas.microsoft.com/office/word/2023/wordml/word16du" xmlns:w16sdtdh="http://schemas.microsoft.com/office/word/2020/wordml/sdtdatahash" xmlns:w16se="http://schemas.microsoft.com/office/word/2015/wordml/symex" xmlns:wpg="http://schemas.microsoft.com/office/word/2010/wordprocessingGroup" xmlns:wpi="http://schemas.microsoft.com/office/word/2010/wordprocessingInk" xmlns:wne="http://schemas.microsoft.com/office/word/2006/wordml" xmlns:wps="http://schemas.microsoft.com/office/word/2010/wordprocessingShape" mc:Ignorable="w14 w15 w16se w16cid w16 w16cex w16sdtdh wp14">
+<w:endnotes xmlns:wpc="http://schemas.microsoft.com/office/word/2010/wordprocessingCanvas" xmlns:cx="http://schemas.microsoft.com/office/drawing/2014/chartex" xmlns:cx1="http://schemas.microsoft.com/office/drawing/2015/9/8/chartex" xmlns:cx2="http://schemas.microsoft.com/office/drawing/2015/10/21/chartex" xmlns:cx3="http://schemas.microsoft.com/office/drawing/2016/5/9/chartex" xmlns:cx4="http://schemas.microsoft.com/office/drawing/2016/5/10/chartex" xmlns:cx5="http://schemas.microsoft.com/office/drawing/2016/5/11/chartex" xmlns:cx6="http://schemas.microsoft.com/office/drawing/2016/5/12/chartex" xmlns:cx7="http://schemas.microsoft.com/office/drawing/2016/5/13/chartex" xmlns:cx8="http://schemas.microsoft.com/office/drawing/2016/5/14/chartex" xmlns:mc="http://schemas.openxmlformats.org/markup-compatibility/2006" xmlns:aink="http://schemas.microsoft.com/office/drawing/2016/ink" xmlns:am3d="http://schemas.microsoft.com/office/drawing/2017/model3d" xmlns:o="urn:schemas-microsoft-com:office:office" xmlns:oel="http://schemas.microsoft.com/office/2019/extlst" xmlns:r="http://schemas.openxmlformats.org/officeDocument/2006/relationships" xmlns:m="http://schemas.openxmlformats.org/officeDocument/2006/math" xmlns:v="urn:schemas-microsoft-com:vml" xmlns:wp14="http://schemas.microsoft.com/office/word/2010/wordprocessingDrawing" xmlns:wp="http://schemas.openxmlformats.org/drawingml/2006/wordprocessingDrawing" xmlns:w10="urn:schemas-microsoft-com:office:word" xmlns:w="http://schemas.openxmlformats.org/wordprocessingml/2006/main" xmlns:w14="http://schemas.microsoft.com/office/word/2010/wordml" xmlns:w15="http://schemas.microsoft.com/office/word/2012/wordml" xmlns:w16cex="http://schemas.microsoft.com/office/word/2018/wordml/cex" xmlns:w16cid="http://schemas.microsoft.com/office/word/2016/wordml/cid" xmlns:w16="http://schemas.microsoft.com/office/word/2018/wordml" xmlns:w16du="http://schemas.microsoft.com/office/word/2023/wordml/word16du" xmlns:w16sdtdh="http://schemas.microsoft.com/office/word/2020/wordml/sdtdatahash" xmlns:w16sdtfl="http://schemas.microsoft.com/office/word/2024/wordml/sdtformatlock" xmlns:w16se="http://schemas.microsoft.com/office/word/2015/wordml/symex" xmlns:wpg="http://schemas.microsoft.com/office/word/2010/wordprocessingGroup" xmlns:wpi="http://schemas.microsoft.com/office/word/2010/wordprocessingInk" xmlns:wne="http://schemas.microsoft.com/office/word/2006/wordml" xmlns:wps="http://schemas.microsoft.com/office/word/2010/wordprocessingShape" mc:Ignorable="w14 w15 w16se w16cid w16 w16cex w16sdtdh w16sdtfl w16du wp14">
   <w:endnote w:type="separator" w:id="-1">
     <w:p>
       <w:pPr>
@@ -2391,13 +1898,13 @@
 </file>
 
 <file path=word/footer1.xml><?xml version="1.0" encoding="utf-8"?>
-<w:ftr xmlns:wpc="http://schemas.microsoft.com/office/word/2010/wordprocessingCanvas" xmlns:cx="http://schemas.microsoft.com/office/drawing/2014/chartex" xmlns:cx1="http://schemas.microsoft.com/office/drawing/2015/9/8/chartex" xmlns:cx2="http://schemas.microsoft.com/office/drawing/2015/10/21/chartex" xmlns:cx3="http://schemas.microsoft.com/office/drawing/2016/5/9/chartex" xmlns:cx4="http://schemas.microsoft.com/office/drawing/2016/5/10/chartex" xmlns:cx5="http://schemas.microsoft.com/office/drawing/2016/5/11/chartex" xmlns:cx6="http://schemas.microsoft.com/office/drawing/2016/5/12/chartex" xmlns:cx7="http://schemas.microsoft.com/office/drawing/2016/5/13/chartex" xmlns:cx8="http://schemas.microsoft.com/office/drawing/2016/5/14/chartex" xmlns:mc="http://schemas.openxmlformats.org/markup-compatibility/2006" xmlns:aink="http://schemas.microsoft.com/office/drawing/2016/ink" xmlns:am3d="http://schemas.microsoft.com/office/drawing/2017/model3d" xmlns:o="urn:schemas-microsoft-com:office:office" xmlns:oel="http://schemas.microsoft.com/office/2019/extlst" xmlns:r="http://schemas.openxmlformats.org/officeDocument/2006/relationships" xmlns:m="http://schemas.openxmlformats.org/officeDocument/2006/math" xmlns:v="urn:schemas-microsoft-com:vml" xmlns:wp14="http://schemas.microsoft.com/office/word/2010/wordprocessingDrawing" xmlns:wp="http://schemas.openxmlformats.org/drawingml/2006/wordprocessingDrawing" xmlns:w10="urn:schemas-microsoft-com:office:word" xmlns:w="http://schemas.openxmlformats.org/wordprocessingml/2006/main" xmlns:w14="http://schemas.microsoft.com/office/word/2010/wordml" xmlns:w15="http://schemas.microsoft.com/office/word/2012/wordml" xmlns:w16cex="http://schemas.microsoft.com/office/word/2018/wordml/cex" xmlns:w16cid="http://schemas.microsoft.com/office/word/2016/wordml/cid" xmlns:w16="http://schemas.microsoft.com/office/word/2018/wordml" xmlns:w16du="http://schemas.microsoft.com/office/word/2023/wordml/word16du" xmlns:w16sdtdh="http://schemas.microsoft.com/office/word/2020/wordml/sdtdatahash" xmlns:w16se="http://schemas.microsoft.com/office/word/2015/wordml/symex" xmlns:wpg="http://schemas.microsoft.com/office/word/2010/wordprocessingGroup" xmlns:wpi="http://schemas.microsoft.com/office/word/2010/wordprocessingInk" xmlns:wne="http://schemas.microsoft.com/office/word/2006/wordml" xmlns:wps="http://schemas.microsoft.com/office/word/2010/wordprocessingShape" mc:Ignorable="w14 w15 w16se w16cid w16 w16cex w16sdtdh wp14">
+<w:ftr xmlns:wpc="http://schemas.microsoft.com/office/word/2010/wordprocessingCanvas" xmlns:cx="http://schemas.microsoft.com/office/drawing/2014/chartex" xmlns:cx1="http://schemas.microsoft.com/office/drawing/2015/9/8/chartex" xmlns:cx2="http://schemas.microsoft.com/office/drawing/2015/10/21/chartex" xmlns:cx3="http://schemas.microsoft.com/office/drawing/2016/5/9/chartex" xmlns:cx4="http://schemas.microsoft.com/office/drawing/2016/5/10/chartex" xmlns:cx5="http://schemas.microsoft.com/office/drawing/2016/5/11/chartex" xmlns:cx6="http://schemas.microsoft.com/office/drawing/2016/5/12/chartex" xmlns:cx7="http://schemas.microsoft.com/office/drawing/2016/5/13/chartex" xmlns:cx8="http://schemas.microsoft.com/office/drawing/2016/5/14/chartex" xmlns:mc="http://schemas.openxmlformats.org/markup-compatibility/2006" xmlns:aink="http://schemas.microsoft.com/office/drawing/2016/ink" xmlns:am3d="http://schemas.microsoft.com/office/drawing/2017/model3d" xmlns:o="urn:schemas-microsoft-com:office:office" xmlns:oel="http://schemas.microsoft.com/office/2019/extlst" xmlns:r="http://schemas.openxmlformats.org/officeDocument/2006/relationships" xmlns:m="http://schemas.openxmlformats.org/officeDocument/2006/math" xmlns:v="urn:schemas-microsoft-com:vml" xmlns:wp14="http://schemas.microsoft.com/office/word/2010/wordprocessingDrawing" xmlns:wp="http://schemas.openxmlformats.org/drawingml/2006/wordprocessingDrawing" xmlns:w10="urn:schemas-microsoft-com:office:word" xmlns:w="http://schemas.openxmlformats.org/wordprocessingml/2006/main" xmlns:w14="http://schemas.microsoft.com/office/word/2010/wordml" xmlns:w15="http://schemas.microsoft.com/office/word/2012/wordml" xmlns:w16cex="http://schemas.microsoft.com/office/word/2018/wordml/cex" xmlns:w16cid="http://schemas.microsoft.com/office/word/2016/wordml/cid" xmlns:w16="http://schemas.microsoft.com/office/word/2018/wordml" xmlns:w16du="http://schemas.microsoft.com/office/word/2023/wordml/word16du" xmlns:w16sdtdh="http://schemas.microsoft.com/office/word/2020/wordml/sdtdatahash" xmlns:w16sdtfl="http://schemas.microsoft.com/office/word/2024/wordml/sdtformatlock" xmlns:w16se="http://schemas.microsoft.com/office/word/2015/wordml/symex" xmlns:wpg="http://schemas.microsoft.com/office/word/2010/wordprocessingGroup" xmlns:wpi="http://schemas.microsoft.com/office/word/2010/wordprocessingInk" xmlns:wne="http://schemas.microsoft.com/office/word/2006/wordml" xmlns:wps="http://schemas.microsoft.com/office/word/2010/wordprocessingShape" mc:Ignorable="w14 w15 w16se w16cid w16 w16cex w16sdtdh w16sdtfl w16du wp14">
   <w:p/>
 </w:ftr>
 </file>
 
 <file path=word/footnotes.xml><?xml version="1.0" encoding="utf-8"?>
-<w:footnotes xmlns:wpc="http://schemas.microsoft.com/office/word/2010/wordprocessingCanvas" xmlns:cx="http://schemas.microsoft.com/office/drawing/2014/chartex" xmlns:cx1="http://schemas.microsoft.com/office/drawing/2015/9/8/chartex" xmlns:cx2="http://schemas.microsoft.com/office/drawing/2015/10/21/chartex" xmlns:cx3="http://schemas.microsoft.com/office/drawing/2016/5/9/chartex" xmlns:cx4="http://schemas.microsoft.com/office/drawing/2016/5/10/chartex" xmlns:cx5="http://schemas.microsoft.com/office/drawing/2016/5/11/chartex" xmlns:cx6="http://schemas.microsoft.com/office/drawing/2016/5/12/chartex" xmlns:cx7="http://schemas.microsoft.com/office/drawing/2016/5/13/chartex" xmlns:cx8="http://schemas.microsoft.com/office/drawing/2016/5/14/chartex" xmlns:mc="http://schemas.openxmlformats.org/markup-compatibility/2006" xmlns:aink="http://schemas.microsoft.com/office/drawing/2016/ink" xmlns:am3d="http://schemas.microsoft.com/office/drawing/2017/model3d" xmlns:o="urn:schemas-microsoft-com:office:office" xmlns:oel="http://schemas.microsoft.com/office/2019/extlst" xmlns:r="http://schemas.openxmlformats.org/officeDocument/2006/relationships" xmlns:m="http://schemas.openxmlformats.org/officeDocument/2006/math" xmlns:v="urn:schemas-microsoft-com:vml" xmlns:wp14="http://schemas.microsoft.com/office/word/2010/wordprocessingDrawing" xmlns:wp="http://schemas.openxmlformats.org/drawingml/2006/wordprocessingDrawing" xmlns:w10="urn:schemas-microsoft-com:office:word" xmlns:w="http://schemas.openxmlformats.org/wordprocessingml/2006/main" xmlns:w14="http://schemas.microsoft.com/office/word/2010/wordml" xmlns:w15="http://schemas.microsoft.com/office/word/2012/wordml" xmlns:w16cex="http://schemas.microsoft.com/office/word/2018/wordml/cex" xmlns:w16cid="http://schemas.microsoft.com/office/word/2016/wordml/cid" xmlns:w16="http://schemas.microsoft.com/office/word/2018/wordml" xmlns:w16du="http://schemas.microsoft.com/office/word/2023/wordml/word16du" xmlns:w16sdtdh="http://schemas.microsoft.com/office/word/2020/wordml/sdtdatahash" xmlns:w16se="http://schemas.microsoft.com/office/word/2015/wordml/symex" xmlns:wpg="http://schemas.microsoft.com/office/word/2010/wordprocessingGroup" xmlns:wpi="http://schemas.microsoft.com/office/word/2010/wordprocessingInk" xmlns:wne="http://schemas.microsoft.com/office/word/2006/wordml" xmlns:wps="http://schemas.microsoft.com/office/word/2010/wordprocessingShape" mc:Ignorable="w14 w15 w16se w16cid w16 w16cex w16sdtdh wp14">
+<w:footnotes xmlns:wpc="http://schemas.microsoft.com/office/word/2010/wordprocessingCanvas" xmlns:cx="http://schemas.microsoft.com/office/drawing/2014/chartex" xmlns:cx1="http://schemas.microsoft.com/office/drawing/2015/9/8/chartex" xmlns:cx2="http://schemas.microsoft.com/office/drawing/2015/10/21/chartex" xmlns:cx3="http://schemas.microsoft.com/office/drawing/2016/5/9/chartex" xmlns:cx4="http://schemas.microsoft.com/office/drawing/2016/5/10/chartex" xmlns:cx5="http://schemas.microsoft.com/office/drawing/2016/5/11/chartex" xmlns:cx6="http://schemas.microsoft.com/office/drawing/2016/5/12/chartex" xmlns:cx7="http://schemas.microsoft.com/office/drawing/2016/5/13/chartex" xmlns:cx8="http://schemas.microsoft.com/office/drawing/2016/5/14/chartex" xmlns:mc="http://schemas.openxmlformats.org/markup-compatibility/2006" xmlns:aink="http://schemas.microsoft.com/office/drawing/2016/ink" xmlns:am3d="http://schemas.microsoft.com/office/drawing/2017/model3d" xmlns:o="urn:schemas-microsoft-com:office:office" xmlns:oel="http://schemas.microsoft.com/office/2019/extlst" xmlns:r="http://schemas.openxmlformats.org/officeDocument/2006/relationships" xmlns:m="http://schemas.openxmlformats.org/officeDocument/2006/math" xmlns:v="urn:schemas-microsoft-com:vml" xmlns:wp14="http://schemas.microsoft.com/office/word/2010/wordprocessingDrawing" xmlns:wp="http://schemas.openxmlformats.org/drawingml/2006/wordprocessingDrawing" xmlns:w10="urn:schemas-microsoft-com:office:word" xmlns:w="http://schemas.openxmlformats.org/wordprocessingml/2006/main" xmlns:w14="http://schemas.microsoft.com/office/word/2010/wordml" xmlns:w15="http://schemas.microsoft.com/office/word/2012/wordml" xmlns:w16cex="http://schemas.microsoft.com/office/word/2018/wordml/cex" xmlns:w16cid="http://schemas.microsoft.com/office/word/2016/wordml/cid" xmlns:w16="http://schemas.microsoft.com/office/word/2018/wordml" xmlns:w16du="http://schemas.microsoft.com/office/word/2023/wordml/word16du" xmlns:w16sdtdh="http://schemas.microsoft.com/office/word/2020/wordml/sdtdatahash" xmlns:w16sdtfl="http://schemas.microsoft.com/office/word/2024/wordml/sdtformatlock" xmlns:w16se="http://schemas.microsoft.com/office/word/2015/wordml/symex" xmlns:wpg="http://schemas.microsoft.com/office/word/2010/wordprocessingGroup" xmlns:wpi="http://schemas.microsoft.com/office/word/2010/wordprocessingInk" xmlns:wne="http://schemas.microsoft.com/office/word/2006/wordml" xmlns:wps="http://schemas.microsoft.com/office/word/2010/wordprocessingShape" mc:Ignorable="w14 w15 w16se w16cid w16 w16cex w16sdtdh w16sdtfl w16du wp14">
   <w:footnote w:type="separator" w:id="-1">
     <w:p>
       <w:pPr>
@@ -2422,7 +1929,7 @@
 </file>
 
 <file path=word/header1.xml><?xml version="1.0" encoding="utf-8"?>
-<w:hdr xmlns:wpc="http://schemas.microsoft.com/office/word/2010/wordprocessingCanvas" xmlns:cx="http://schemas.microsoft.com/office/drawing/2014/chartex" xmlns:cx1="http://schemas.microsoft.com/office/drawing/2015/9/8/chartex" xmlns:cx2="http://schemas.microsoft.com/office/drawing/2015/10/21/chartex" xmlns:cx3="http://schemas.microsoft.com/office/drawing/2016/5/9/chartex" xmlns:cx4="http://schemas.microsoft.com/office/drawing/2016/5/10/chartex" xmlns:cx5="http://schemas.microsoft.com/office/drawing/2016/5/11/chartex" xmlns:cx6="http://schemas.microsoft.com/office/drawing/2016/5/12/chartex" xmlns:cx7="http://schemas.microsoft.com/office/drawing/2016/5/13/chartex" xmlns:cx8="http://schemas.microsoft.com/office/drawing/2016/5/14/chartex" xmlns:mc="http://schemas.openxmlformats.org/markup-compatibility/2006" xmlns:aink="http://schemas.microsoft.com/office/drawing/2016/ink" xmlns:am3d="http://schemas.microsoft.com/office/drawing/2017/model3d" xmlns:o="urn:schemas-microsoft-com:office:office" xmlns:oel="http://schemas.microsoft.com/office/2019/extlst" xmlns:r="http://schemas.openxmlformats.org/officeDocument/2006/relationships" xmlns:m="http://schemas.openxmlformats.org/officeDocument/2006/math" xmlns:v="urn:schemas-microsoft-com:vml" xmlns:wp14="http://schemas.microsoft.com/office/word/2010/wordprocessingDrawing" xmlns:wp="http://schemas.openxmlformats.org/drawingml/2006/wordprocessingDrawing" xmlns:w10="urn:schemas-microsoft-com:office:word" xmlns:w="http://schemas.openxmlformats.org/wordprocessingml/2006/main" xmlns:w14="http://schemas.microsoft.com/office/word/2010/wordml" xmlns:w15="http://schemas.microsoft.com/office/word/2012/wordml" xmlns:w16cex="http://schemas.microsoft.com/office/word/2018/wordml/cex" xmlns:w16cid="http://schemas.microsoft.com/office/word/2016/wordml/cid" xmlns:w16="http://schemas.microsoft.com/office/word/2018/wordml" xmlns:w16du="http://schemas.microsoft.com/office/word/2023/wordml/word16du" xmlns:w16sdtdh="http://schemas.microsoft.com/office/word/2020/wordml/sdtdatahash" xmlns:w16se="http://schemas.microsoft.com/office/word/2015/wordml/symex" xmlns:wpg="http://schemas.microsoft.com/office/word/2010/wordprocessingGroup" xmlns:wpi="http://schemas.microsoft.com/office/word/2010/wordprocessingInk" xmlns:wne="http://schemas.microsoft.com/office/word/2006/wordml" xmlns:wps="http://schemas.microsoft.com/office/word/2010/wordprocessingShape" mc:Ignorable="w14 w15 w16se w16cid w16 w16cex w16sdtdh wp14">
+<w:hdr xmlns:wpc="http://schemas.microsoft.com/office/word/2010/wordprocessingCanvas" xmlns:cx="http://schemas.microsoft.com/office/drawing/2014/chartex" xmlns:cx1="http://schemas.microsoft.com/office/drawing/2015/9/8/chartex" xmlns:cx2="http://schemas.microsoft.com/office/drawing/2015/10/21/chartex" xmlns:cx3="http://schemas.microsoft.com/office/drawing/2016/5/9/chartex" xmlns:cx4="http://schemas.microsoft.com/office/drawing/2016/5/10/chartex" xmlns:cx5="http://schemas.microsoft.com/office/drawing/2016/5/11/chartex" xmlns:cx6="http://schemas.microsoft.com/office/drawing/2016/5/12/chartex" xmlns:cx7="http://schemas.microsoft.com/office/drawing/2016/5/13/chartex" xmlns:cx8="http://schemas.microsoft.com/office/drawing/2016/5/14/chartex" xmlns:mc="http://schemas.openxmlformats.org/markup-compatibility/2006" xmlns:aink="http://schemas.microsoft.com/office/drawing/2016/ink" xmlns:am3d="http://schemas.microsoft.com/office/drawing/2017/model3d" xmlns:o="urn:schemas-microsoft-com:office:office" xmlns:oel="http://schemas.microsoft.com/office/2019/extlst" xmlns:r="http://schemas.openxmlformats.org/officeDocument/2006/relationships" xmlns:m="http://schemas.openxmlformats.org/officeDocument/2006/math" xmlns:v="urn:schemas-microsoft-com:vml" xmlns:wp14="http://schemas.microsoft.com/office/word/2010/wordprocessingDrawing" xmlns:wp="http://schemas.openxmlformats.org/drawingml/2006/wordprocessingDrawing" xmlns:w10="urn:schemas-microsoft-com:office:word" xmlns:w="http://schemas.openxmlformats.org/wordprocessingml/2006/main" xmlns:w14="http://schemas.microsoft.com/office/word/2010/wordml" xmlns:w15="http://schemas.microsoft.com/office/word/2012/wordml" xmlns:w16cex="http://schemas.microsoft.com/office/word/2018/wordml/cex" xmlns:w16cid="http://schemas.microsoft.com/office/word/2016/wordml/cid" xmlns:w16="http://schemas.microsoft.com/office/word/2018/wordml" xmlns:w16du="http://schemas.microsoft.com/office/word/2023/wordml/word16du" xmlns:w16sdtdh="http://schemas.microsoft.com/office/word/2020/wordml/sdtdatahash" xmlns:w16sdtfl="http://schemas.microsoft.com/office/word/2024/wordml/sdtformatlock" xmlns:w16se="http://schemas.microsoft.com/office/word/2015/wordml/symex" xmlns:wpg="http://schemas.microsoft.com/office/word/2010/wordprocessingGroup" xmlns:wpi="http://schemas.microsoft.com/office/word/2010/wordprocessingInk" xmlns:wne="http://schemas.microsoft.com/office/word/2006/wordml" xmlns:wps="http://schemas.microsoft.com/office/word/2010/wordprocessingShape" mc:Ignorable="w14 w15 w16se w16cid w16 w16cex w16sdtdh w16sdtfl w16du wp14">
   <w:p>
     <w:pPr>
       <w:jc w:val="center"/>
@@ -2437,7 +1944,7 @@
       <mc:AlternateContent>
         <mc:Choice Requires="wpg">
           <w:drawing>
-            <wp:anchor distT="114300" distB="114300" distL="114300" distR="114300" simplePos="0" relativeHeight="251658240" behindDoc="0" locked="0" layoutInCell="1" hidden="0" allowOverlap="1" wp14:anchorId="4093D287" wp14:editId="02006BB3">
+            <wp:anchor distT="114300" distB="114300" distL="114300" distR="114300" simplePos="0" relativeHeight="251658240" behindDoc="0" locked="0" layoutInCell="1" hidden="0" allowOverlap="1" wp14:anchorId="42711DDE" wp14:editId="08939954">
               <wp:simplePos x="0" y="0"/>
               <wp:positionH relativeFrom="column">
                 <wp:posOffset>-533399</wp:posOffset>
@@ -2448,7 +1955,7 @@
               <wp:extent cx="7700120" cy="583813"/>
               <wp:effectExtent l="0" t="0" r="0" b="26035"/>
               <wp:wrapSquare wrapText="bothSides" distT="114300" distB="114300" distL="114300" distR="114300"/>
-              <wp:docPr id="1" name="Grupare 1"/>
+              <wp:docPr id="1" name="Group 1"/>
               <wp:cNvGraphicFramePr/>
               <a:graphic xmlns:a="http://schemas.openxmlformats.org/drawingml/2006/main">
                 <a:graphicData uri="http://schemas.microsoft.com/office/word/2010/wordprocessingGroup">
@@ -2463,7 +1970,7 @@
                       </a:xfrm>
                     </wpg:grpSpPr>
                     <wps:wsp>
-                      <wps:cNvPr id="1148541345" name="Dreptunghi: colțuri rotunjite 1148541345"/>
+                      <wps:cNvPr id="1996993093" name="Rectangle: Rounded Corners 1996993093"/>
                       <wps:cNvSpPr/>
                       <wps:spPr>
                         <a:xfrm>
@@ -2510,7 +2017,7 @@
                       </wps:bodyPr>
                     </wps:wsp>
                     <wpg:grpSp>
-                      <wpg:cNvPr id="45935351" name="Grupare 45935351"/>
+                      <wpg:cNvPr id="1575044939" name="Group 1575044939"/>
                       <wpg:cNvGrpSpPr/>
                       <wpg:grpSpPr>
                         <a:xfrm>
@@ -2521,7 +2028,7 @@
                         </a:xfrm>
                       </wpg:grpSpPr>
                       <wps:wsp>
-                        <wps:cNvPr id="708224519" name="Dreptunghi: colțuri rotunjite 708224519"/>
+                        <wps:cNvPr id="1748208335" name="Rectangle: Rounded Corners 1748208335"/>
                         <wps:cNvSpPr/>
                         <wps:spPr>
                           <a:xfrm>
@@ -2589,7 +2096,7 @@
                       </pic:pic>
                     </wpg:grpSp>
                     <wps:wsp>
-                      <wps:cNvPr id="1469174914" name="Casetă text 1469174914"/>
+                      <wps:cNvPr id="874986747" name="Text Box 874986747"/>
                       <wps:cNvSpPr txBox="1"/>
                       <wps:spPr>
                         <a:xfrm>
@@ -2616,7 +2123,7 @@
                                 <w:color w:val="FFFFFF"/>
                                 <w:sz w:val="16"/>
                               </w:rPr>
-                              <w:t>Tabăra de Vară Pentru Liceeni “DevelopMe” 2023</w:t>
+                              <w:t>Tabăra de Vară Pentru Liceeni “DevelopMe” 2025</w:t>
                             </w:r>
                           </w:p>
                         </w:txbxContent>
@@ -2626,7 +2133,7 @@
                       </wps:bodyPr>
                     </wps:wsp>
                     <wps:wsp>
-                      <wps:cNvPr id="1719277712" name="Casetă text 1719277712"/>
+                      <wps:cNvPr id="388520066" name="Text Box 388520066"/>
                       <wps:cNvSpPr txBox="1"/>
                       <wps:spPr>
                         <a:xfrm>
@@ -2663,7 +2170,7 @@
                       </wps:bodyPr>
                     </wps:wsp>
                     <wps:wsp>
-                      <wps:cNvPr id="303969303" name="Casetă text 303969303"/>
+                      <wps:cNvPr id="2018783713" name="Text Box 2018783713"/>
                       <wps:cNvSpPr txBox="1"/>
                       <wps:spPr>
                         <a:xfrm>
@@ -2690,7 +2197,7 @@
                                 <w:color w:val="FFFFFF"/>
                                 <w:sz w:val="18"/>
                               </w:rPr>
-                              <w:t>devme@lsaciasi.ro</w:t>
+                              <w:t>devme.lsaciasi.ro</w:t>
                             </w:r>
                           </w:p>
                         </w:txbxContent>
@@ -2700,7 +2207,7 @@
                       </wps:bodyPr>
                     </wps:wsp>
                     <wps:wsp>
-                      <wps:cNvPr id="1923759871" name="Casetă text 1923759871"/>
+                      <wps:cNvPr id="2018324027" name="Text Box 2018324027"/>
                       <wps:cNvSpPr txBox="1"/>
                       <wps:spPr>
                         <a:xfrm>
@@ -2727,7 +2234,7 @@
                                 <w:color w:val="000000"/>
                                 <w:sz w:val="18"/>
                               </w:rPr>
-                              <w:t>0787610893</w:t>
+                              <w:t>0763448072</w:t>
                             </w:r>
                           </w:p>
                         </w:txbxContent>
@@ -2769,7 +2276,7 @@
             </wp:anchor>
           </w:drawing>
         </mc:Choice>
-        <mc:Fallback xmlns:dgm="http://schemas.openxmlformats.org/drawingml/2006/diagram" xmlns:lc="http://schemas.openxmlformats.org/drawingml/2006/lockedCanvas" xmlns:c="http://schemas.openxmlformats.org/drawingml/2006/chart" xmlns:pic="http://schemas.openxmlformats.org/drawingml/2006/picture" xmlns:a="http://schemas.openxmlformats.org/drawingml/2006/main" xmlns:sl="http://schemas.openxmlformats.org/schemaLibrary/2006/main">
+        <mc:Fallback xmlns:cr="http://schemas.microsoft.com/office/comments/2020/reactions" xmlns="http://schemas.microsoft.com/office/tasks/2019/documenttasks" xmlns:dgm="http://schemas.openxmlformats.org/drawingml/2006/diagram" xmlns:lc="http://schemas.openxmlformats.org/drawingml/2006/lockedCanvas" xmlns:c="http://schemas.openxmlformats.org/drawingml/2006/chart" xmlns:pic="http://schemas.openxmlformats.org/drawingml/2006/picture" xmlns:a="http://schemas.openxmlformats.org/drawingml/2006/main" xmlns:sl="http://schemas.openxmlformats.org/schemaLibrary/2006/main">
           <w:drawing>
             <wp:anchor allowOverlap="1" behindDoc="0" distB="114300" distT="114300" distL="114300" distR="114300" hidden="0" layoutInCell="1" locked="0" relativeHeight="0" simplePos="0">
               <wp:simplePos x="0" y="0"/>
@@ -2818,17 +2325,17 @@
 </file>
 
 <file path=word/header2.xml><?xml version="1.0" encoding="utf-8"?>
-<w:hdr xmlns:wpc="http://schemas.microsoft.com/office/word/2010/wordprocessingCanvas" xmlns:cx="http://schemas.microsoft.com/office/drawing/2014/chartex" xmlns:cx1="http://schemas.microsoft.com/office/drawing/2015/9/8/chartex" xmlns:cx2="http://schemas.microsoft.com/office/drawing/2015/10/21/chartex" xmlns:cx3="http://schemas.microsoft.com/office/drawing/2016/5/9/chartex" xmlns:cx4="http://schemas.microsoft.com/office/drawing/2016/5/10/chartex" xmlns:cx5="http://schemas.microsoft.com/office/drawing/2016/5/11/chartex" xmlns:cx6="http://schemas.microsoft.com/office/drawing/2016/5/12/chartex" xmlns:cx7="http://schemas.microsoft.com/office/drawing/2016/5/13/chartex" xmlns:cx8="http://schemas.microsoft.com/office/drawing/2016/5/14/chartex" xmlns:mc="http://schemas.openxmlformats.org/markup-compatibility/2006" xmlns:aink="http://schemas.microsoft.com/office/drawing/2016/ink" xmlns:am3d="http://schemas.microsoft.com/office/drawing/2017/model3d" xmlns:o="urn:schemas-microsoft-com:office:office" xmlns:oel="http://schemas.microsoft.com/office/2019/extlst" xmlns:r="http://schemas.openxmlformats.org/officeDocument/2006/relationships" xmlns:m="http://schemas.openxmlformats.org/officeDocument/2006/math" xmlns:v="urn:schemas-microsoft-com:vml" xmlns:wp14="http://schemas.microsoft.com/office/word/2010/wordprocessingDrawing" xmlns:wp="http://schemas.openxmlformats.org/drawingml/2006/wordprocessingDrawing" xmlns:w10="urn:schemas-microsoft-com:office:word" xmlns:w="http://schemas.openxmlformats.org/wordprocessingml/2006/main" xmlns:w14="http://schemas.microsoft.com/office/word/2010/wordml" xmlns:w15="http://schemas.microsoft.com/office/word/2012/wordml" xmlns:w16cex="http://schemas.microsoft.com/office/word/2018/wordml/cex" xmlns:w16cid="http://schemas.microsoft.com/office/word/2016/wordml/cid" xmlns:w16="http://schemas.microsoft.com/office/word/2018/wordml" xmlns:w16du="http://schemas.microsoft.com/office/word/2023/wordml/word16du" xmlns:w16sdtdh="http://schemas.microsoft.com/office/word/2020/wordml/sdtdatahash" xmlns:w16se="http://schemas.microsoft.com/office/word/2015/wordml/symex" xmlns:wpg="http://schemas.microsoft.com/office/word/2010/wordprocessingGroup" xmlns:wpi="http://schemas.microsoft.com/office/word/2010/wordprocessingInk" xmlns:wne="http://schemas.microsoft.com/office/word/2006/wordml" xmlns:wps="http://schemas.microsoft.com/office/word/2010/wordprocessingShape" mc:Ignorable="w14 w15 w16se w16cid w16 w16cex w16sdtdh wp14">
+<w:hdr xmlns:wpc="http://schemas.microsoft.com/office/word/2010/wordprocessingCanvas" xmlns:cx="http://schemas.microsoft.com/office/drawing/2014/chartex" xmlns:cx1="http://schemas.microsoft.com/office/drawing/2015/9/8/chartex" xmlns:cx2="http://schemas.microsoft.com/office/drawing/2015/10/21/chartex" xmlns:cx3="http://schemas.microsoft.com/office/drawing/2016/5/9/chartex" xmlns:cx4="http://schemas.microsoft.com/office/drawing/2016/5/10/chartex" xmlns:cx5="http://schemas.microsoft.com/office/drawing/2016/5/11/chartex" xmlns:cx6="http://schemas.microsoft.com/office/drawing/2016/5/12/chartex" xmlns:cx7="http://schemas.microsoft.com/office/drawing/2016/5/13/chartex" xmlns:cx8="http://schemas.microsoft.com/office/drawing/2016/5/14/chartex" xmlns:mc="http://schemas.openxmlformats.org/markup-compatibility/2006" xmlns:aink="http://schemas.microsoft.com/office/drawing/2016/ink" xmlns:am3d="http://schemas.microsoft.com/office/drawing/2017/model3d" xmlns:o="urn:schemas-microsoft-com:office:office" xmlns:oel="http://schemas.microsoft.com/office/2019/extlst" xmlns:r="http://schemas.openxmlformats.org/officeDocument/2006/relationships" xmlns:m="http://schemas.openxmlformats.org/officeDocument/2006/math" xmlns:v="urn:schemas-microsoft-com:vml" xmlns:wp14="http://schemas.microsoft.com/office/word/2010/wordprocessingDrawing" xmlns:wp="http://schemas.openxmlformats.org/drawingml/2006/wordprocessingDrawing" xmlns:w10="urn:schemas-microsoft-com:office:word" xmlns:w="http://schemas.openxmlformats.org/wordprocessingml/2006/main" xmlns:w14="http://schemas.microsoft.com/office/word/2010/wordml" xmlns:w15="http://schemas.microsoft.com/office/word/2012/wordml" xmlns:w16cex="http://schemas.microsoft.com/office/word/2018/wordml/cex" xmlns:w16cid="http://schemas.microsoft.com/office/word/2016/wordml/cid" xmlns:w16="http://schemas.microsoft.com/office/word/2018/wordml" xmlns:w16du="http://schemas.microsoft.com/office/word/2023/wordml/word16du" xmlns:w16sdtdh="http://schemas.microsoft.com/office/word/2020/wordml/sdtdatahash" xmlns:w16sdtfl="http://schemas.microsoft.com/office/word/2024/wordml/sdtformatlock" xmlns:w16se="http://schemas.microsoft.com/office/word/2015/wordml/symex" xmlns:wpg="http://schemas.microsoft.com/office/word/2010/wordprocessingGroup" xmlns:wpi="http://schemas.microsoft.com/office/word/2010/wordprocessingInk" xmlns:wne="http://schemas.microsoft.com/office/word/2006/wordml" xmlns:wps="http://schemas.microsoft.com/office/word/2010/wordprocessingShape" mc:Ignorable="w14 w15 w16se w16cid w16 w16cex w16sdtdh w16sdtfl w16du wp14">
   <w:p/>
 </w:hdr>
 </file>
 
 <file path=word/numbering.xml><?xml version="1.0" encoding="utf-8"?>
-<w:numbering xmlns:wpc="http://schemas.microsoft.com/office/word/2010/wordprocessingCanvas" xmlns:cx="http://schemas.microsoft.com/office/drawing/2014/chartex" xmlns:cx1="http://schemas.microsoft.com/office/drawing/2015/9/8/chartex" xmlns:cx2="http://schemas.microsoft.com/office/drawing/2015/10/21/chartex" xmlns:cx3="http://schemas.microsoft.com/office/drawing/2016/5/9/chartex" xmlns:cx4="http://schemas.microsoft.com/office/drawing/2016/5/10/chartex" xmlns:cx5="http://schemas.microsoft.com/office/drawing/2016/5/11/chartex" xmlns:cx6="http://schemas.microsoft.com/office/drawing/2016/5/12/chartex" xmlns:cx7="http://schemas.microsoft.com/office/drawing/2016/5/13/chartex" xmlns:cx8="http://schemas.microsoft.com/office/drawing/2016/5/14/chartex" xmlns:mc="http://schemas.openxmlformats.org/markup-compatibility/2006" xmlns:aink="http://schemas.microsoft.com/office/drawing/2016/ink" xmlns:am3d="http://schemas.microsoft.com/office/drawing/2017/model3d" xmlns:o="urn:schemas-microsoft-com:office:office" xmlns:oel="http://schemas.microsoft.com/office/2019/extlst" xmlns:r="http://schemas.openxmlformats.org/officeDocument/2006/relationships" xmlns:m="http://schemas.openxmlformats.org/officeDocument/2006/math" xmlns:v="urn:schemas-microsoft-com:vml" xmlns:wp14="http://schemas.microsoft.com/office/word/2010/wordprocessingDrawing" xmlns:wp="http://schemas.openxmlformats.org/drawingml/2006/wordprocessingDrawing" xmlns:w10="urn:schemas-microsoft-com:office:word" xmlns:w="http://schemas.openxmlformats.org/wordprocessingml/2006/main" xmlns:w14="http://schemas.microsoft.com/office/word/2010/wordml" xmlns:w15="http://schemas.microsoft.com/office/word/2012/wordml" xmlns:w16cex="http://schemas.microsoft.com/office/word/2018/wordml/cex" xmlns:w16cid="http://schemas.microsoft.com/office/word/2016/wordml/cid" xmlns:w16="http://schemas.microsoft.com/office/word/2018/wordml" xmlns:w16du="http://schemas.microsoft.com/office/word/2023/wordml/word16du" xmlns:w16sdtdh="http://schemas.microsoft.com/office/word/2020/wordml/sdtdatahash" xmlns:w16se="http://schemas.microsoft.com/office/word/2015/wordml/symex" xmlns:wpg="http://schemas.microsoft.com/office/word/2010/wordprocessingGroup" xmlns:wpi="http://schemas.microsoft.com/office/word/2010/wordprocessingInk" xmlns:wne="http://schemas.microsoft.com/office/word/2006/wordml" xmlns:wps="http://schemas.microsoft.com/office/word/2010/wordprocessingShape" mc:Ignorable="w14 w15 w16se w16cid w16 w16cex w16sdtdh wp14">
+<w:numbering xmlns:wpc="http://schemas.microsoft.com/office/word/2010/wordprocessingCanvas" xmlns:cx="http://schemas.microsoft.com/office/drawing/2014/chartex" xmlns:cx1="http://schemas.microsoft.com/office/drawing/2015/9/8/chartex" xmlns:cx2="http://schemas.microsoft.com/office/drawing/2015/10/21/chartex" xmlns:cx3="http://schemas.microsoft.com/office/drawing/2016/5/9/chartex" xmlns:cx4="http://schemas.microsoft.com/office/drawing/2016/5/10/chartex" xmlns:cx5="http://schemas.microsoft.com/office/drawing/2016/5/11/chartex" xmlns:cx6="http://schemas.microsoft.com/office/drawing/2016/5/12/chartex" xmlns:cx7="http://schemas.microsoft.com/office/drawing/2016/5/13/chartex" xmlns:cx8="http://schemas.microsoft.com/office/drawing/2016/5/14/chartex" xmlns:mc="http://schemas.openxmlformats.org/markup-compatibility/2006" xmlns:aink="http://schemas.microsoft.com/office/drawing/2016/ink" xmlns:am3d="http://schemas.microsoft.com/office/drawing/2017/model3d" xmlns:o="urn:schemas-microsoft-com:office:office" xmlns:oel="http://schemas.microsoft.com/office/2019/extlst" xmlns:r="http://schemas.openxmlformats.org/officeDocument/2006/relationships" xmlns:m="http://schemas.openxmlformats.org/officeDocument/2006/math" xmlns:v="urn:schemas-microsoft-com:vml" xmlns:wp14="http://schemas.microsoft.com/office/word/2010/wordprocessingDrawing" xmlns:wp="http://schemas.openxmlformats.org/drawingml/2006/wordprocessingDrawing" xmlns:w10="urn:schemas-microsoft-com:office:word" xmlns:w="http://schemas.openxmlformats.org/wordprocessingml/2006/main" xmlns:w14="http://schemas.microsoft.com/office/word/2010/wordml" xmlns:w15="http://schemas.microsoft.com/office/word/2012/wordml" xmlns:w16cex="http://schemas.microsoft.com/office/word/2018/wordml/cex" xmlns:w16cid="http://schemas.microsoft.com/office/word/2016/wordml/cid" xmlns:w16="http://schemas.microsoft.com/office/word/2018/wordml" xmlns:w16du="http://schemas.microsoft.com/office/word/2023/wordml/word16du" xmlns:w16sdtdh="http://schemas.microsoft.com/office/word/2020/wordml/sdtdatahash" xmlns:w16sdtfl="http://schemas.microsoft.com/office/word/2024/wordml/sdtformatlock" xmlns:w16se="http://schemas.microsoft.com/office/word/2015/wordml/symex" xmlns:wpg="http://schemas.microsoft.com/office/word/2010/wordprocessingGroup" xmlns:wpi="http://schemas.microsoft.com/office/word/2010/wordprocessingInk" xmlns:wne="http://schemas.microsoft.com/office/word/2006/wordml" xmlns:wps="http://schemas.microsoft.com/office/word/2010/wordprocessingShape" mc:Ignorable="w14 w15 w16se w16cid w16 w16cex w16sdtdh w16sdtfl w16du wp14">
   <w:abstractNum w:abstractNumId="0" w15:restartNumberingAfterBreak="0">
-    <w:nsid w:val="098F5B78"/>
+    <w:nsid w:val="41257B36"/>
     <w:multiLevelType w:val="multilevel"/>
-    <w:tmpl w:val="8C541564"/>
+    <w:tmpl w:val="2460D9AC"/>
     <w:lvl w:ilvl="0">
       <w:start w:val="1"/>
       <w:numFmt w:val="decimal"/>
@@ -2941,9 +2448,9 @@
     </w:lvl>
   </w:abstractNum>
   <w:abstractNum w:abstractNumId="1" w15:restartNumberingAfterBreak="0">
-    <w:nsid w:val="0AB4411C"/>
+    <w:nsid w:val="545E71B8"/>
     <w:multiLevelType w:val="multilevel"/>
-    <w:tmpl w:val="021AE07A"/>
+    <w:tmpl w:val="D11A5C08"/>
     <w:lvl w:ilvl="0">
       <w:start w:val="1"/>
       <w:numFmt w:val="decimal"/>
@@ -3054,9 +2561,9 @@
     </w:lvl>
   </w:abstractNum>
   <w:abstractNum w:abstractNumId="2" w15:restartNumberingAfterBreak="0">
-    <w:nsid w:val="3479381E"/>
+    <w:nsid w:val="5B3C4816"/>
     <w:multiLevelType w:val="multilevel"/>
-    <w:tmpl w:val="274A937C"/>
+    <w:tmpl w:val="4C2A3EE0"/>
     <w:lvl w:ilvl="0">
       <w:start w:val="1"/>
       <w:numFmt w:val="decimal"/>
@@ -3167,9 +2674,9 @@
     </w:lvl>
   </w:abstractNum>
   <w:abstractNum w:abstractNumId="3" w15:restartNumberingAfterBreak="0">
-    <w:nsid w:val="3D121ED3"/>
+    <w:nsid w:val="6696484F"/>
     <w:multiLevelType w:val="multilevel"/>
-    <w:tmpl w:val="5EB0DB4A"/>
+    <w:tmpl w:val="82A217FA"/>
     <w:lvl w:ilvl="0">
       <w:start w:val="1"/>
       <w:numFmt w:val="decimal"/>
@@ -3279,23 +2786,23 @@
       </w:rPr>
     </w:lvl>
   </w:abstractNum>
-  <w:num w:numId="1" w16cid:durableId="300815124">
+  <w:num w:numId="1" w16cid:durableId="676729815">
     <w:abstractNumId w:val="1"/>
   </w:num>
-  <w:num w:numId="2" w16cid:durableId="552808966">
-    <w:abstractNumId w:val="3"/>
-  </w:num>
-  <w:num w:numId="3" w16cid:durableId="736512728">
+  <w:num w:numId="2" w16cid:durableId="105775660">
     <w:abstractNumId w:val="2"/>
   </w:num>
-  <w:num w:numId="4" w16cid:durableId="957562925">
+  <w:num w:numId="3" w16cid:durableId="818574487">
     <w:abstractNumId w:val="0"/>
+  </w:num>
+  <w:num w:numId="4" w16cid:durableId="641158925">
+    <w:abstractNumId w:val="3"/>
   </w:num>
 </w:numbering>
 </file>
 
 <file path=word/styles.xml><?xml version="1.0" encoding="utf-8"?>
-<w:styles xmlns:mc="http://schemas.openxmlformats.org/markup-compatibility/2006" xmlns:r="http://schemas.openxmlformats.org/officeDocument/2006/relationships" xmlns:w="http://schemas.openxmlformats.org/wordprocessingml/2006/main" xmlns:w14="http://schemas.microsoft.com/office/word/2010/wordml" xmlns:w15="http://schemas.microsoft.com/office/word/2012/wordml" xmlns:w16cex="http://schemas.microsoft.com/office/word/2018/wordml/cex" xmlns:w16cid="http://schemas.microsoft.com/office/word/2016/wordml/cid" xmlns:w16="http://schemas.microsoft.com/office/word/2018/wordml" xmlns:w16sdtdh="http://schemas.microsoft.com/office/word/2020/wordml/sdtdatahash" xmlns:w16se="http://schemas.microsoft.com/office/word/2015/wordml/symex" mc:Ignorable="w14 w15 w16se w16cid w16 w16cex w16sdtdh">
+<w:styles xmlns:mc="http://schemas.openxmlformats.org/markup-compatibility/2006" xmlns:r="http://schemas.openxmlformats.org/officeDocument/2006/relationships" xmlns:w="http://schemas.openxmlformats.org/wordprocessingml/2006/main" xmlns:w14="http://schemas.microsoft.com/office/word/2010/wordml" xmlns:w15="http://schemas.microsoft.com/office/word/2012/wordml" xmlns:w16cex="http://schemas.microsoft.com/office/word/2018/wordml/cex" xmlns:w16cid="http://schemas.microsoft.com/office/word/2016/wordml/cid" xmlns:w16="http://schemas.microsoft.com/office/word/2018/wordml" xmlns:w16du="http://schemas.microsoft.com/office/word/2023/wordml/word16du" xmlns:w16sdtdh="http://schemas.microsoft.com/office/word/2020/wordml/sdtdatahash" xmlns:w16sdtfl="http://schemas.microsoft.com/office/word/2024/wordml/sdtformatlock" xmlns:w16se="http://schemas.microsoft.com/office/word/2015/wordml/symex" mc:Ignorable="w14 w15 w16se w16cid w16 w16cex w16sdtdh w16sdtfl w16du">
   <w:docDefaults>
     <w:rPrDefault>
       <w:rPr>
@@ -3693,7 +3200,7 @@
     <w:name w:val="Normal"/>
     <w:qFormat/>
   </w:style>
-  <w:style w:type="paragraph" w:styleId="Titlu1">
+  <w:style w:type="paragraph" w:styleId="Heading1">
     <w:name w:val="heading 1"/>
     <w:basedOn w:val="Normal"/>
     <w:next w:val="Normal"/>
@@ -3710,7 +3217,7 @@
       <w:szCs w:val="40"/>
     </w:rPr>
   </w:style>
-  <w:style w:type="paragraph" w:styleId="Titlu2">
+  <w:style w:type="paragraph" w:styleId="Heading2">
     <w:name w:val="heading 2"/>
     <w:basedOn w:val="Normal"/>
     <w:next w:val="Normal"/>
@@ -3729,7 +3236,7 @@
       <w:szCs w:val="32"/>
     </w:rPr>
   </w:style>
-  <w:style w:type="paragraph" w:styleId="Titlu3">
+  <w:style w:type="paragraph" w:styleId="Heading3">
     <w:name w:val="heading 3"/>
     <w:basedOn w:val="Normal"/>
     <w:next w:val="Normal"/>
@@ -3749,7 +3256,7 @@
       <w:szCs w:val="28"/>
     </w:rPr>
   </w:style>
-  <w:style w:type="paragraph" w:styleId="Titlu4">
+  <w:style w:type="paragraph" w:styleId="Heading4">
     <w:name w:val="heading 4"/>
     <w:basedOn w:val="Normal"/>
     <w:next w:val="Normal"/>
@@ -3769,7 +3276,7 @@
       <w:szCs w:val="24"/>
     </w:rPr>
   </w:style>
-  <w:style w:type="paragraph" w:styleId="Titlu5">
+  <w:style w:type="paragraph" w:styleId="Heading5">
     <w:name w:val="heading 5"/>
     <w:basedOn w:val="Normal"/>
     <w:next w:val="Normal"/>
@@ -3787,7 +3294,7 @@
       <w:color w:val="666666"/>
     </w:rPr>
   </w:style>
-  <w:style w:type="paragraph" w:styleId="Titlu6">
+  <w:style w:type="paragraph" w:styleId="Heading6">
     <w:name w:val="heading 6"/>
     <w:basedOn w:val="Normal"/>
     <w:next w:val="Normal"/>
@@ -3806,13 +3313,13 @@
       <w:color w:val="666666"/>
     </w:rPr>
   </w:style>
-  <w:style w:type="character" w:default="1" w:styleId="Fontdeparagrafimplicit">
+  <w:style w:type="character" w:default="1" w:styleId="DefaultParagraphFont">
     <w:name w:val="Default Paragraph Font"/>
     <w:uiPriority w:val="1"/>
     <w:semiHidden/>
     <w:unhideWhenUsed/>
   </w:style>
-  <w:style w:type="table" w:default="1" w:styleId="TabelNormal">
+  <w:style w:type="table" w:default="1" w:styleId="TableNormal">
     <w:name w:val="Normal Table"/>
     <w:uiPriority w:val="99"/>
     <w:semiHidden/>
@@ -3827,24 +3334,13 @@
       </w:tblCellMar>
     </w:tblPr>
   </w:style>
-  <w:style w:type="numbering" w:default="1" w:styleId="FrListare">
+  <w:style w:type="numbering" w:default="1" w:styleId="NoList">
     <w:name w:val="No List"/>
     <w:uiPriority w:val="99"/>
     <w:semiHidden/>
     <w:unhideWhenUsed/>
   </w:style>
-  <w:style w:type="table" w:customStyle="1" w:styleId="TableNormal">
-    <w:name w:val="Table Normal"/>
-    <w:tblPr>
-      <w:tblCellMar>
-        <w:top w:w="0" w:type="dxa"/>
-        <w:left w:w="0" w:type="dxa"/>
-        <w:bottom w:w="0" w:type="dxa"/>
-        <w:right w:w="0" w:type="dxa"/>
-      </w:tblCellMar>
-    </w:tblPr>
-  </w:style>
-  <w:style w:type="paragraph" w:styleId="Titlu">
+  <w:style w:type="paragraph" w:styleId="Title">
     <w:name w:val="Title"/>
     <w:basedOn w:val="Normal"/>
     <w:next w:val="Normal"/>
@@ -3854,35 +3350,14 @@
       <w:keepNext/>
       <w:keepLines/>
       <w:spacing w:after="60"/>
+      <w:ind w:firstLine="720"/>
     </w:pPr>
     <w:rPr>
       <w:sz w:val="52"/>
       <w:szCs w:val="52"/>
     </w:rPr>
   </w:style>
-  <w:style w:type="table" w:customStyle="1" w:styleId="TableNormal0">
-    <w:name w:val="Table Normal"/>
-    <w:tblPr>
-      <w:tblCellMar>
-        <w:top w:w="0" w:type="dxa"/>
-        <w:left w:w="0" w:type="dxa"/>
-        <w:bottom w:w="0" w:type="dxa"/>
-        <w:right w:w="0" w:type="dxa"/>
-      </w:tblCellMar>
-    </w:tblPr>
-  </w:style>
-  <w:style w:type="table" w:customStyle="1" w:styleId="TableNormal1">
-    <w:name w:val="Table Normal"/>
-    <w:tblPr>
-      <w:tblCellMar>
-        <w:top w:w="0" w:type="dxa"/>
-        <w:left w:w="0" w:type="dxa"/>
-        <w:bottom w:w="0" w:type="dxa"/>
-        <w:right w:w="0" w:type="dxa"/>
-      </w:tblCellMar>
-    </w:tblPr>
-  </w:style>
-  <w:style w:type="paragraph" w:styleId="Subtitlu">
+  <w:style w:type="paragraph" w:styleId="Subtitle">
     <w:name w:val="Subtitle"/>
     <w:basedOn w:val="Normal"/>
     <w:next w:val="Normal"/>
@@ -3898,32 +3373,6 @@
       <w:sz w:val="30"/>
       <w:szCs w:val="30"/>
     </w:rPr>
-  </w:style>
-  <w:style w:type="table" w:customStyle="1" w:styleId="a">
-    <w:basedOn w:val="TableNormal1"/>
-    <w:tblPr>
-      <w:tblStyleRowBandSize w:val="1"/>
-      <w:tblStyleColBandSize w:val="1"/>
-      <w:tblCellMar>
-        <w:top w:w="100" w:type="dxa"/>
-        <w:left w:w="100" w:type="dxa"/>
-        <w:bottom w:w="100" w:type="dxa"/>
-        <w:right w:w="100" w:type="dxa"/>
-      </w:tblCellMar>
-    </w:tblPr>
-  </w:style>
-  <w:style w:type="table" w:customStyle="1" w:styleId="a0">
-    <w:basedOn w:val="TableNormal1"/>
-    <w:tblPr>
-      <w:tblStyleRowBandSize w:val="1"/>
-      <w:tblStyleColBandSize w:val="1"/>
-      <w:tblCellMar>
-        <w:top w:w="100" w:type="dxa"/>
-        <w:left w:w="100" w:type="dxa"/>
-        <w:bottom w:w="100" w:type="dxa"/>
-        <w:right w:w="100" w:type="dxa"/>
-      </w:tblCellMar>
-    </w:tblPr>
   </w:style>
 </w:styles>
 </file>
@@ -4246,19 +3695,4 @@
   </a:objectDefaults>
   <a:extraClrSchemeLst/>
 </a:theme>
-</file>
-
-<file path=customXml/item1.xml><?xml version="1.0" encoding="utf-8"?>
-<go:gDocsCustomXmlDataStorage xmlns:go="http://customooxmlschemas.google.com/" xmlns:r="http://schemas.openxmlformats.org/officeDocument/2006/relationships" uri="GoogleDocsCustomDataVersion2">
-  <go:docsCustomData xmlns:go="http://customooxmlschemas.google.com/" roundtripDataSignature="AMtx7miPf4cESoesFeeD8HJfRAX/z7VK4g==">CgMxLjAaDQoBMBIICgYIBTICCAEyDWguaDYyZzB5Z2xydncyDmguc2tvcjB3ZzQ1YXBoMg5oLjV0bWczOTE4emhxeTIOaC5kZDJuNnhzeWEyNTEyDmguOGJmbDBrc29zdzRiMg5oLnc4dXQyenBtaHltMTINaC5najZsNnJpc3hieDIOaC52bnM4YTkxam52Y2QyDmguOGllcTlqbXEyOWYyMg5oLmwweWtwM3o4c2l0aTIOaC5xZHRrcjJhZG5oano4AHIhMUFwT29UeUtBN3FWRmpoSHVmc0JIOFBBRmE2bzBhMzJH</go:docsCustomData>
-</go:gDocsCustomXmlDataStorage>
-</file>
-
-<file path=customXml/itemProps1.xml><?xml version="1.0" encoding="utf-8"?>
-<ds:datastoreItem xmlns:ds="http://schemas.openxmlformats.org/officeDocument/2006/customXml" ds:itemID="{11111111-1234-1234-1234-123412341234}">
-  <ds:schemaRefs>
-    <ds:schemaRef ds:uri="http://customooxmlschemas.google.com/"/>
-    <ds:schemaRef ds:uri="http://schemas.openxmlformats.org/officeDocument/2006/relationships"/>
-  </ds:schemaRefs>
-</ds:datastoreItem>
 </file>